--- a/Diplomarbeit/5_Schreiben/0.0_DA.docx
+++ b/Diplomarbeit/5_Schreiben/0.0_DA.docx
@@ -396,7 +396,7 @@
                 <w:noProof/>
                 <w:webHidden/>
               </w:rPr>
-              <w:t>5</w:t>
+              <w:t>4</w:t>
             </w:r>
             <w:r>
               <w:rPr>
@@ -540,7 +540,7 @@
                 <w:noProof/>
                 <w:webHidden/>
               </w:rPr>
-              <w:t>6</w:t>
+              <w:t>5</w:t>
             </w:r>
             <w:r>
               <w:rPr>
@@ -684,7 +684,7 @@
                 <w:noProof/>
                 <w:webHidden/>
               </w:rPr>
-              <w:t>7</w:t>
+              <w:t>6</w:t>
             </w:r>
             <w:r>
               <w:rPr>
@@ -930,7 +930,7 @@
                 <w:noProof/>
                 <w:webHidden/>
               </w:rPr>
-              <w:t>8</w:t>
+              <w:t>7</w:t>
             </w:r>
             <w:r>
               <w:rPr>
@@ -1234,7 +1234,7 @@
                 <w:noProof/>
                 <w:webHidden/>
               </w:rPr>
-              <w:t>9</w:t>
+              <w:t>8</w:t>
             </w:r>
             <w:r>
               <w:rPr>
@@ -1306,7 +1306,7 @@
                 <w:noProof/>
                 <w:webHidden/>
               </w:rPr>
-              <w:t>9</w:t>
+              <w:t>8</w:t>
             </w:r>
             <w:r>
               <w:rPr>
@@ -1738,7 +1738,7 @@
                 <w:noProof/>
                 <w:webHidden/>
               </w:rPr>
-              <w:t>12</w:t>
+              <w:t>11</w:t>
             </w:r>
             <w:r>
               <w:rPr>
@@ -1810,7 +1810,7 @@
                 <w:noProof/>
                 <w:webHidden/>
               </w:rPr>
-              <w:t>12</w:t>
+              <w:t>11</w:t>
             </w:r>
             <w:r>
               <w:rPr>
@@ -2172,7 +2172,7 @@
                 <w:noProof/>
                 <w:webHidden/>
               </w:rPr>
-              <w:t>15</w:t>
+              <w:t>14</w:t>
             </w:r>
             <w:r>
               <w:rPr>
@@ -2316,7 +2316,7 @@
                 <w:noProof/>
                 <w:webHidden/>
               </w:rPr>
-              <w:t>16</w:t>
+              <w:t>15</w:t>
             </w:r>
             <w:r>
               <w:rPr>
@@ -2388,7 +2388,7 @@
                 <w:noProof/>
                 <w:webHidden/>
               </w:rPr>
-              <w:t>16</w:t>
+              <w:t>15</w:t>
             </w:r>
             <w:r>
               <w:rPr>
@@ -3527,7 +3527,7 @@
                               <w:rPr>
                                 <w:noProof/>
                               </w:rPr>
-                              <w:t>1</w:t>
+                              <w:t>3</w:t>
                             </w:r>
                             <w:r>
                               <w:fldChar w:fldCharType="end"/>
@@ -3825,7 +3825,7 @@
                         <w:rPr>
                           <w:noProof/>
                         </w:rPr>
-                        <w:t>1</w:t>
+                        <w:t>3</w:t>
                       </w:r>
                       <w:r>
                         <w:fldChar w:fldCharType="end"/>
@@ -9173,21 +9173,27 @@
           <w:tcPr>
             <w:tcW w:w="2265" w:type="dxa"/>
             <w:tcBorders>
-              <w:bottom w:val="single" w:sz="12" w:space="0" w:color="auto"/>
-              <w:right w:val="single" w:sz="12" w:space="0" w:color="auto"/>
+              <w:bottom w:val="single" w:sz="6" w:space="0" w:color="auto"/>
+              <w:right w:val="single" w:sz="6" w:space="0" w:color="auto"/>
             </w:tcBorders>
-            <w:shd w:val="clear" w:color="auto" w:fill="DAE9F7" w:themeFill="text2" w:themeFillTint="1A"/>
+            <w:shd w:val="clear" w:color="auto" w:fill="2563EB"/>
           </w:tcPr>
           <w:p>
             <w:pPr>
               <w:jc w:val="center"/>
               <w:rPr>
                 <w:rFonts w:cs="Arial"/>
+                <w:b/>
+                <w:bCs/>
+                <w:color w:val="FFFFFF" w:themeColor="background1"/>
               </w:rPr>
             </w:pPr>
             <w:r>
               <w:rPr>
                 <w:rFonts w:cs="Arial"/>
+                <w:b/>
+                <w:bCs/>
+                <w:color w:val="FFFFFF" w:themeColor="background1"/>
               </w:rPr>
               <w:t>Kriterium</w:t>
             </w:r>
@@ -9197,21 +9203,27 @@
           <w:tcPr>
             <w:tcW w:w="2265" w:type="dxa"/>
             <w:tcBorders>
-              <w:left w:val="single" w:sz="12" w:space="0" w:color="auto"/>
-              <w:bottom w:val="single" w:sz="12" w:space="0" w:color="auto"/>
+              <w:left w:val="single" w:sz="6" w:space="0" w:color="auto"/>
+              <w:bottom w:val="single" w:sz="6" w:space="0" w:color="auto"/>
             </w:tcBorders>
-            <w:shd w:val="clear" w:color="auto" w:fill="DAE9F7" w:themeFill="text2" w:themeFillTint="1A"/>
+            <w:shd w:val="clear" w:color="auto" w:fill="2563EB"/>
           </w:tcPr>
           <w:p>
             <w:pPr>
               <w:jc w:val="center"/>
               <w:rPr>
                 <w:rFonts w:cs="Arial"/>
+                <w:b/>
+                <w:bCs/>
+                <w:color w:val="FFFFFF" w:themeColor="background1"/>
               </w:rPr>
             </w:pPr>
             <w:r>
               <w:rPr>
                 <w:rFonts w:cs="Arial"/>
+                <w:b/>
+                <w:bCs/>
+                <w:color w:val="FFFFFF" w:themeColor="background1"/>
               </w:rPr>
               <w:t>AGM</w:t>
             </w:r>
@@ -9221,20 +9233,26 @@
           <w:tcPr>
             <w:tcW w:w="2266" w:type="dxa"/>
             <w:tcBorders>
-              <w:bottom w:val="single" w:sz="12" w:space="0" w:color="auto"/>
+              <w:bottom w:val="single" w:sz="6" w:space="0" w:color="auto"/>
             </w:tcBorders>
-            <w:shd w:val="clear" w:color="auto" w:fill="DAE9F7" w:themeFill="text2" w:themeFillTint="1A"/>
+            <w:shd w:val="clear" w:color="auto" w:fill="2563EB"/>
           </w:tcPr>
           <w:p>
             <w:pPr>
               <w:jc w:val="center"/>
               <w:rPr>
                 <w:rFonts w:cs="Arial"/>
+                <w:b/>
+                <w:bCs/>
+                <w:color w:val="FFFFFF" w:themeColor="background1"/>
               </w:rPr>
             </w:pPr>
             <w:r>
               <w:rPr>
                 <w:rFonts w:cs="Arial"/>
+                <w:b/>
+                <w:bCs/>
+                <w:color w:val="FFFFFF" w:themeColor="background1"/>
               </w:rPr>
               <w:t>Gel</w:t>
             </w:r>
@@ -9244,20 +9262,26 @@
           <w:tcPr>
             <w:tcW w:w="2266" w:type="dxa"/>
             <w:tcBorders>
-              <w:bottom w:val="single" w:sz="12" w:space="0" w:color="auto"/>
+              <w:bottom w:val="single" w:sz="6" w:space="0" w:color="auto"/>
             </w:tcBorders>
-            <w:shd w:val="clear" w:color="auto" w:fill="DAE9F7" w:themeFill="text2" w:themeFillTint="1A"/>
+            <w:shd w:val="clear" w:color="auto" w:fill="2563EB"/>
           </w:tcPr>
           <w:p>
             <w:pPr>
               <w:jc w:val="center"/>
               <w:rPr>
                 <w:rFonts w:cs="Arial"/>
+                <w:b/>
+                <w:bCs/>
+                <w:color w:val="FFFFFF" w:themeColor="background1"/>
               </w:rPr>
             </w:pPr>
             <w:r>
               <w:rPr>
                 <w:rFonts w:cs="Arial"/>
+                <w:b/>
+                <w:bCs/>
+                <w:color w:val="FFFFFF" w:themeColor="background1"/>
               </w:rPr>
               <w:t>LiFePO4</w:t>
             </w:r>
@@ -9269,8 +9293,8 @@
           <w:tcPr>
             <w:tcW w:w="2265" w:type="dxa"/>
             <w:tcBorders>
-              <w:top w:val="single" w:sz="12" w:space="0" w:color="auto"/>
-              <w:right w:val="single" w:sz="12" w:space="0" w:color="auto"/>
+              <w:top w:val="single" w:sz="6" w:space="0" w:color="auto"/>
+              <w:right w:val="single" w:sz="6" w:space="0" w:color="auto"/>
             </w:tcBorders>
           </w:tcPr>
           <w:p>
@@ -9292,8 +9316,8 @@
           <w:tcPr>
             <w:tcW w:w="2265" w:type="dxa"/>
             <w:tcBorders>
-              <w:top w:val="single" w:sz="12" w:space="0" w:color="auto"/>
-              <w:left w:val="single" w:sz="12" w:space="0" w:color="auto"/>
+              <w:top w:val="single" w:sz="6" w:space="0" w:color="auto"/>
+              <w:left w:val="single" w:sz="6" w:space="0" w:color="auto"/>
             </w:tcBorders>
           </w:tcPr>
           <w:p>
@@ -9315,7 +9339,7 @@
           <w:tcPr>
             <w:tcW w:w="2266" w:type="dxa"/>
             <w:tcBorders>
-              <w:top w:val="single" w:sz="12" w:space="0" w:color="auto"/>
+              <w:top w:val="single" w:sz="6" w:space="0" w:color="auto"/>
             </w:tcBorders>
           </w:tcPr>
           <w:p>
@@ -9337,7 +9361,7 @@
           <w:tcPr>
             <w:tcW w:w="2266" w:type="dxa"/>
             <w:tcBorders>
-              <w:top w:val="single" w:sz="12" w:space="0" w:color="auto"/>
+              <w:top w:val="single" w:sz="6" w:space="0" w:color="auto"/>
             </w:tcBorders>
           </w:tcPr>
           <w:p>
@@ -9361,7 +9385,7 @@
           <w:tcPr>
             <w:tcW w:w="2265" w:type="dxa"/>
             <w:tcBorders>
-              <w:right w:val="single" w:sz="12" w:space="0" w:color="auto"/>
+              <w:right w:val="single" w:sz="6" w:space="0" w:color="auto"/>
             </w:tcBorders>
           </w:tcPr>
           <w:p>
@@ -9383,7 +9407,7 @@
           <w:tcPr>
             <w:tcW w:w="2265" w:type="dxa"/>
             <w:tcBorders>
-              <w:left w:val="single" w:sz="12" w:space="0" w:color="auto"/>
+              <w:left w:val="single" w:sz="6" w:space="0" w:color="auto"/>
             </w:tcBorders>
           </w:tcPr>
           <w:p>
@@ -9465,7 +9489,7 @@
           <w:tcPr>
             <w:tcW w:w="2265" w:type="dxa"/>
             <w:tcBorders>
-              <w:right w:val="single" w:sz="12" w:space="0" w:color="auto"/>
+              <w:right w:val="single" w:sz="6" w:space="0" w:color="auto"/>
             </w:tcBorders>
           </w:tcPr>
           <w:p>
@@ -9487,7 +9511,7 @@
           <w:tcPr>
             <w:tcW w:w="2265" w:type="dxa"/>
             <w:tcBorders>
-              <w:left w:val="single" w:sz="12" w:space="0" w:color="auto"/>
+              <w:left w:val="single" w:sz="6" w:space="0" w:color="auto"/>
             </w:tcBorders>
           </w:tcPr>
           <w:p>
@@ -9549,7 +9573,7 @@
           <w:tcPr>
             <w:tcW w:w="2265" w:type="dxa"/>
             <w:tcBorders>
-              <w:right w:val="single" w:sz="12" w:space="0" w:color="auto"/>
+              <w:right w:val="single" w:sz="6" w:space="0" w:color="auto"/>
             </w:tcBorders>
           </w:tcPr>
           <w:p>
@@ -9571,7 +9595,7 @@
           <w:tcPr>
             <w:tcW w:w="2265" w:type="dxa"/>
             <w:tcBorders>
-              <w:left w:val="single" w:sz="12" w:space="0" w:color="auto"/>
+              <w:left w:val="single" w:sz="6" w:space="0" w:color="auto"/>
             </w:tcBorders>
           </w:tcPr>
           <w:p>
@@ -9633,7 +9657,7 @@
           <w:tcPr>
             <w:tcW w:w="2265" w:type="dxa"/>
             <w:tcBorders>
-              <w:right w:val="single" w:sz="12" w:space="0" w:color="auto"/>
+              <w:right w:val="single" w:sz="6" w:space="0" w:color="auto"/>
             </w:tcBorders>
           </w:tcPr>
           <w:p>
@@ -9655,7 +9679,7 @@
           <w:tcPr>
             <w:tcW w:w="2265" w:type="dxa"/>
             <w:tcBorders>
-              <w:left w:val="single" w:sz="12" w:space="0" w:color="auto"/>
+              <w:left w:val="single" w:sz="6" w:space="0" w:color="auto"/>
             </w:tcBorders>
           </w:tcPr>
           <w:p>
@@ -9723,7 +9747,7 @@
           <w:tcPr>
             <w:tcW w:w="2265" w:type="dxa"/>
             <w:tcBorders>
-              <w:right w:val="single" w:sz="12" w:space="0" w:color="auto"/>
+              <w:right w:val="single" w:sz="6" w:space="0" w:color="auto"/>
             </w:tcBorders>
           </w:tcPr>
           <w:p>
@@ -9745,7 +9769,7 @@
           <w:tcPr>
             <w:tcW w:w="2265" w:type="dxa"/>
             <w:tcBorders>
-              <w:left w:val="single" w:sz="12" w:space="0" w:color="auto"/>
+              <w:left w:val="single" w:sz="6" w:space="0" w:color="auto"/>
             </w:tcBorders>
           </w:tcPr>
           <w:p>
@@ -9807,7 +9831,7 @@
           <w:tcPr>
             <w:tcW w:w="2265" w:type="dxa"/>
             <w:tcBorders>
-              <w:right w:val="single" w:sz="12" w:space="0" w:color="auto"/>
+              <w:right w:val="single" w:sz="6" w:space="0" w:color="auto"/>
             </w:tcBorders>
           </w:tcPr>
           <w:p>
@@ -9829,7 +9853,7 @@
           <w:tcPr>
             <w:tcW w:w="2265" w:type="dxa"/>
             <w:tcBorders>
-              <w:left w:val="single" w:sz="12" w:space="0" w:color="auto"/>
+              <w:left w:val="single" w:sz="6" w:space="0" w:color="auto"/>
             </w:tcBorders>
           </w:tcPr>
           <w:p>
@@ -9891,7 +9915,7 @@
           <w:tcPr>
             <w:tcW w:w="2265" w:type="dxa"/>
             <w:tcBorders>
-              <w:right w:val="single" w:sz="12" w:space="0" w:color="auto"/>
+              <w:right w:val="single" w:sz="6" w:space="0" w:color="auto"/>
             </w:tcBorders>
           </w:tcPr>
           <w:p>
@@ -9913,7 +9937,7 @@
           <w:tcPr>
             <w:tcW w:w="2265" w:type="dxa"/>
             <w:tcBorders>
-              <w:left w:val="single" w:sz="12" w:space="0" w:color="auto"/>
+              <w:left w:val="single" w:sz="6" w:space="0" w:color="auto"/>
             </w:tcBorders>
           </w:tcPr>
           <w:p>
@@ -9975,7 +9999,7 @@
           <w:tcPr>
             <w:tcW w:w="2265" w:type="dxa"/>
             <w:tcBorders>
-              <w:right w:val="single" w:sz="12" w:space="0" w:color="auto"/>
+              <w:right w:val="single" w:sz="6" w:space="0" w:color="auto"/>
             </w:tcBorders>
           </w:tcPr>
           <w:p>
@@ -9997,7 +10021,7 @@
           <w:tcPr>
             <w:tcW w:w="2265" w:type="dxa"/>
             <w:tcBorders>
-              <w:left w:val="single" w:sz="12" w:space="0" w:color="auto"/>
+              <w:left w:val="single" w:sz="6" w:space="0" w:color="auto"/>
             </w:tcBorders>
           </w:tcPr>
           <w:p>
@@ -12889,8 +12913,6 @@
               <w:rPr>
                 <w:rFonts w:eastAsia="Arial" w:cs="Arial"/>
                 <w:kern w:val="0"/>
-                <w:sz w:val="24"/>
-                <w:szCs w:val="24"/>
                 <w:lang w:eastAsia="de-AT"/>
                 <w14:ligatures w14:val="none"/>
               </w:rPr>
@@ -12902,8 +12924,6 @@
                 <w:bCs/>
                 <w:color w:val="FFFFFF"/>
                 <w:kern w:val="0"/>
-                <w:sz w:val="20"/>
-                <w:szCs w:val="20"/>
                 <w:lang w:eastAsia="de-AT"/>
                 <w14:ligatures w14:val="none"/>
               </w:rPr>
@@ -12936,8 +12956,6 @@
               <w:rPr>
                 <w:rFonts w:eastAsia="Arial" w:cs="Arial"/>
                 <w:kern w:val="0"/>
-                <w:sz w:val="24"/>
-                <w:szCs w:val="24"/>
                 <w:lang w:eastAsia="de-AT"/>
                 <w14:ligatures w14:val="none"/>
               </w:rPr>
@@ -12949,8 +12967,6 @@
                 <w:bCs/>
                 <w:color w:val="FFFFFF"/>
                 <w:kern w:val="0"/>
-                <w:sz w:val="20"/>
-                <w:szCs w:val="20"/>
                 <w:lang w:eastAsia="de-AT"/>
                 <w14:ligatures w14:val="none"/>
               </w:rPr>
@@ -12983,8 +12999,6 @@
               <w:rPr>
                 <w:rFonts w:eastAsia="Arial" w:cs="Arial"/>
                 <w:kern w:val="0"/>
-                <w:sz w:val="24"/>
-                <w:szCs w:val="24"/>
                 <w:lang w:eastAsia="de-AT"/>
                 <w14:ligatures w14:val="none"/>
               </w:rPr>
@@ -12996,8 +13010,6 @@
                 <w:bCs/>
                 <w:color w:val="FFFFFF"/>
                 <w:kern w:val="0"/>
-                <w:sz w:val="20"/>
-                <w:szCs w:val="20"/>
                 <w:lang w:eastAsia="de-AT"/>
                 <w14:ligatures w14:val="none"/>
               </w:rPr>
@@ -13030,8 +13042,6 @@
               <w:rPr>
                 <w:rFonts w:eastAsia="Arial" w:cs="Arial"/>
                 <w:kern w:val="0"/>
-                <w:sz w:val="24"/>
-                <w:szCs w:val="24"/>
                 <w:lang w:eastAsia="de-AT"/>
                 <w14:ligatures w14:val="none"/>
               </w:rPr>
@@ -13043,8 +13053,6 @@
                 <w:bCs/>
                 <w:color w:val="FFFFFF"/>
                 <w:kern w:val="0"/>
-                <w:sz w:val="20"/>
-                <w:szCs w:val="20"/>
                 <w:lang w:eastAsia="de-AT"/>
                 <w14:ligatures w14:val="none"/>
               </w:rPr>
@@ -13079,8 +13087,6 @@
               <w:rPr>
                 <w:rFonts w:eastAsia="Arial" w:cs="Arial"/>
                 <w:kern w:val="0"/>
-                <w:sz w:val="24"/>
-                <w:szCs w:val="24"/>
                 <w:lang w:eastAsia="de-AT"/>
                 <w14:ligatures w14:val="none"/>
               </w:rPr>
@@ -13090,8 +13096,6 @@
                 <w:rFonts w:eastAsia="Arial" w:cs="Arial"/>
                 <w:color w:val="000000"/>
                 <w:kern w:val="0"/>
-                <w:sz w:val="20"/>
-                <w:szCs w:val="20"/>
                 <w:lang w:eastAsia="de-AT"/>
                 <w14:ligatures w14:val="none"/>
               </w:rPr>
@@ -13124,8 +13128,6 @@
               <w:rPr>
                 <w:rFonts w:eastAsia="Arial" w:cs="Arial"/>
                 <w:kern w:val="0"/>
-                <w:sz w:val="24"/>
-                <w:szCs w:val="24"/>
                 <w:lang w:eastAsia="de-AT"/>
                 <w14:ligatures w14:val="none"/>
               </w:rPr>
@@ -13135,8 +13137,6 @@
                 <w:rFonts w:eastAsia="Arial" w:cs="Arial"/>
                 <w:color w:val="000000"/>
                 <w:kern w:val="0"/>
-                <w:sz w:val="20"/>
-                <w:szCs w:val="20"/>
                 <w:lang w:eastAsia="de-AT"/>
                 <w14:ligatures w14:val="none"/>
               </w:rPr>
@@ -13147,8 +13147,6 @@
                 <w:rFonts w:eastAsia="Arial" w:cs="Arial"/>
                 <w:color w:val="000000"/>
                 <w:kern w:val="0"/>
-                <w:sz w:val="20"/>
-                <w:szCs w:val="20"/>
                 <w:lang w:eastAsia="de-AT"/>
                 <w14:ligatures w14:val="none"/>
               </w:rPr>
@@ -13159,8 +13157,6 @@
                 <w:rFonts w:eastAsia="Arial" w:cs="Arial"/>
                 <w:color w:val="000000"/>
                 <w:kern w:val="0"/>
-                <w:sz w:val="20"/>
-                <w:szCs w:val="20"/>
                 <w:lang w:eastAsia="de-AT"/>
                 <w14:ligatures w14:val="none"/>
               </w:rPr>
@@ -13193,8 +13189,6 @@
               <w:rPr>
                 <w:rFonts w:eastAsia="Arial" w:cs="Arial"/>
                 <w:kern w:val="0"/>
-                <w:sz w:val="24"/>
-                <w:szCs w:val="24"/>
                 <w:lang w:eastAsia="de-AT"/>
                 <w14:ligatures w14:val="none"/>
               </w:rPr>
@@ -13204,8 +13198,6 @@
                 <w:rFonts w:eastAsia="Arial" w:cs="Arial"/>
                 <w:color w:val="000000"/>
                 <w:kern w:val="0"/>
-                <w:sz w:val="20"/>
-                <w:szCs w:val="20"/>
                 <w:lang w:eastAsia="de-AT"/>
                 <w14:ligatures w14:val="none"/>
               </w:rPr>
@@ -13216,8 +13208,6 @@
                 <w:rFonts w:eastAsia="Arial" w:cs="Arial"/>
                 <w:color w:val="000000"/>
                 <w:kern w:val="0"/>
-                <w:sz w:val="20"/>
-                <w:szCs w:val="20"/>
                 <w:lang w:eastAsia="de-AT"/>
                 <w14:ligatures w14:val="none"/>
               </w:rPr>
@@ -13228,8 +13218,6 @@
                 <w:rFonts w:eastAsia="Arial" w:cs="Arial"/>
                 <w:color w:val="000000"/>
                 <w:kern w:val="0"/>
-                <w:sz w:val="20"/>
-                <w:szCs w:val="20"/>
                 <w:lang w:eastAsia="de-AT"/>
                 <w14:ligatures w14:val="none"/>
               </w:rPr>
@@ -13262,8 +13250,6 @@
               <w:rPr>
                 <w:rFonts w:eastAsia="Arial" w:cs="Arial"/>
                 <w:kern w:val="0"/>
-                <w:sz w:val="24"/>
-                <w:szCs w:val="24"/>
                 <w:lang w:eastAsia="de-AT"/>
                 <w14:ligatures w14:val="none"/>
               </w:rPr>
@@ -13273,8 +13259,6 @@
                 <w:rFonts w:eastAsia="Arial" w:cs="Arial"/>
                 <w:color w:val="000000"/>
                 <w:kern w:val="0"/>
-                <w:sz w:val="20"/>
-                <w:szCs w:val="20"/>
                 <w:lang w:eastAsia="de-AT"/>
                 <w14:ligatures w14:val="none"/>
               </w:rPr>
@@ -13285,8 +13269,6 @@
                 <w:rFonts w:eastAsia="Arial" w:cs="Arial"/>
                 <w:color w:val="000000"/>
                 <w:kern w:val="0"/>
-                <w:sz w:val="20"/>
-                <w:szCs w:val="20"/>
                 <w:lang w:eastAsia="de-AT"/>
                 <w14:ligatures w14:val="none"/>
               </w:rPr>
@@ -13297,8 +13279,6 @@
                 <w:rFonts w:eastAsia="Arial" w:cs="Arial"/>
                 <w:color w:val="000000"/>
                 <w:kern w:val="0"/>
-                <w:sz w:val="20"/>
-                <w:szCs w:val="20"/>
                 <w:lang w:eastAsia="de-AT"/>
                 <w14:ligatures w14:val="none"/>
               </w:rPr>
@@ -13333,8 +13313,6 @@
               <w:rPr>
                 <w:rFonts w:eastAsia="Arial" w:cs="Arial"/>
                 <w:kern w:val="0"/>
-                <w:sz w:val="24"/>
-                <w:szCs w:val="24"/>
                 <w:lang w:eastAsia="de-AT"/>
                 <w14:ligatures w14:val="none"/>
               </w:rPr>
@@ -13345,8 +13323,6 @@
                 <w:rFonts w:eastAsia="Arial" w:cs="Arial"/>
                 <w:color w:val="000000"/>
                 <w:kern w:val="0"/>
-                <w:sz w:val="20"/>
-                <w:szCs w:val="20"/>
                 <w:lang w:eastAsia="de-AT"/>
                 <w14:ligatures w14:val="none"/>
               </w:rPr>
@@ -13358,8 +13334,6 @@
                 <w:rFonts w:eastAsia="Arial" w:cs="Arial"/>
                 <w:color w:val="000000"/>
                 <w:kern w:val="0"/>
-                <w:sz w:val="20"/>
-                <w:szCs w:val="20"/>
                 <w:lang w:eastAsia="de-AT"/>
                 <w14:ligatures w14:val="none"/>
               </w:rPr>
@@ -13392,8 +13366,6 @@
               <w:rPr>
                 <w:rFonts w:eastAsia="Arial" w:cs="Arial"/>
                 <w:kern w:val="0"/>
-                <w:sz w:val="24"/>
-                <w:szCs w:val="24"/>
                 <w:lang w:eastAsia="de-AT"/>
                 <w14:ligatures w14:val="none"/>
               </w:rPr>
@@ -13403,8 +13375,6 @@
                 <w:rFonts w:eastAsia="Arial" w:cs="Arial"/>
                 <w:color w:val="000000"/>
                 <w:kern w:val="0"/>
-                <w:sz w:val="20"/>
-                <w:szCs w:val="20"/>
                 <w:lang w:eastAsia="de-AT"/>
                 <w14:ligatures w14:val="none"/>
               </w:rPr>
@@ -13415,8 +13385,6 @@
                 <w:rFonts w:eastAsia="Arial" w:cs="Arial"/>
                 <w:color w:val="000000"/>
                 <w:kern w:val="0"/>
-                <w:sz w:val="20"/>
-                <w:szCs w:val="20"/>
                 <w:lang w:eastAsia="de-AT"/>
                 <w14:ligatures w14:val="none"/>
               </w:rPr>
@@ -13427,8 +13395,6 @@
                 <w:rFonts w:eastAsia="Arial" w:cs="Arial"/>
                 <w:color w:val="000000"/>
                 <w:kern w:val="0"/>
-                <w:sz w:val="20"/>
-                <w:szCs w:val="20"/>
                 <w:lang w:eastAsia="de-AT"/>
                 <w14:ligatures w14:val="none"/>
               </w:rPr>
@@ -13461,8 +13427,6 @@
               <w:rPr>
                 <w:rFonts w:eastAsia="Arial" w:cs="Arial"/>
                 <w:kern w:val="0"/>
-                <w:sz w:val="24"/>
-                <w:szCs w:val="24"/>
                 <w:lang w:eastAsia="de-AT"/>
                 <w14:ligatures w14:val="none"/>
               </w:rPr>
@@ -13472,8 +13436,6 @@
                 <w:rFonts w:eastAsia="Arial" w:cs="Arial"/>
                 <w:color w:val="000000"/>
                 <w:kern w:val="0"/>
-                <w:sz w:val="20"/>
-                <w:szCs w:val="20"/>
                 <w:lang w:eastAsia="de-AT"/>
                 <w14:ligatures w14:val="none"/>
               </w:rPr>
@@ -13484,8 +13446,6 @@
                 <w:rFonts w:eastAsia="Arial" w:cs="Arial"/>
                 <w:color w:val="000000"/>
                 <w:kern w:val="0"/>
-                <w:sz w:val="20"/>
-                <w:szCs w:val="20"/>
                 <w:lang w:eastAsia="de-AT"/>
                 <w14:ligatures w14:val="none"/>
               </w:rPr>
@@ -13496,8 +13456,6 @@
                 <w:rFonts w:eastAsia="Arial" w:cs="Arial"/>
                 <w:color w:val="000000"/>
                 <w:kern w:val="0"/>
-                <w:sz w:val="20"/>
-                <w:szCs w:val="20"/>
                 <w:lang w:eastAsia="de-AT"/>
                 <w14:ligatures w14:val="none"/>
               </w:rPr>
@@ -13530,8 +13488,6 @@
               <w:rPr>
                 <w:rFonts w:eastAsia="Arial" w:cs="Arial"/>
                 <w:kern w:val="0"/>
-                <w:sz w:val="24"/>
-                <w:szCs w:val="24"/>
                 <w:lang w:eastAsia="de-AT"/>
                 <w14:ligatures w14:val="none"/>
               </w:rPr>
@@ -13541,8 +13497,6 @@
                 <w:rFonts w:eastAsia="Arial" w:cs="Arial"/>
                 <w:color w:val="000000"/>
                 <w:kern w:val="0"/>
-                <w:sz w:val="20"/>
-                <w:szCs w:val="20"/>
                 <w:lang w:eastAsia="de-AT"/>
                 <w14:ligatures w14:val="none"/>
               </w:rPr>
@@ -13553,8 +13507,6 @@
                 <w:rFonts w:eastAsia="Arial" w:cs="Arial"/>
                 <w:color w:val="000000"/>
                 <w:kern w:val="0"/>
-                <w:sz w:val="20"/>
-                <w:szCs w:val="20"/>
                 <w:lang w:eastAsia="de-AT"/>
                 <w14:ligatures w14:val="none"/>
               </w:rPr>
@@ -13565,8 +13517,6 @@
                 <w:rFonts w:eastAsia="Arial" w:cs="Arial"/>
                 <w:color w:val="000000"/>
                 <w:kern w:val="0"/>
-                <w:sz w:val="20"/>
-                <w:szCs w:val="20"/>
                 <w:lang w:eastAsia="de-AT"/>
                 <w14:ligatures w14:val="none"/>
               </w:rPr>
@@ -13601,8 +13551,6 @@
               <w:rPr>
                 <w:rFonts w:eastAsia="Arial" w:cs="Arial"/>
                 <w:kern w:val="0"/>
-                <w:sz w:val="24"/>
-                <w:szCs w:val="24"/>
                 <w:lang w:eastAsia="de-AT"/>
                 <w14:ligatures w14:val="none"/>
               </w:rPr>
@@ -13612,8 +13560,6 @@
                 <w:rFonts w:eastAsia="Arial" w:cs="Arial"/>
                 <w:color w:val="000000"/>
                 <w:kern w:val="0"/>
-                <w:sz w:val="20"/>
-                <w:szCs w:val="20"/>
                 <w:lang w:eastAsia="de-AT"/>
                 <w14:ligatures w14:val="none"/>
               </w:rPr>
@@ -13646,8 +13592,6 @@
               <w:rPr>
                 <w:rFonts w:eastAsia="Arial" w:cs="Arial"/>
                 <w:kern w:val="0"/>
-                <w:sz w:val="24"/>
-                <w:szCs w:val="24"/>
                 <w:lang w:eastAsia="de-AT"/>
                 <w14:ligatures w14:val="none"/>
               </w:rPr>
@@ -13657,8 +13601,6 @@
                 <w:rFonts w:eastAsia="Arial" w:cs="Arial"/>
                 <w:color w:val="000000"/>
                 <w:kern w:val="0"/>
-                <w:sz w:val="20"/>
-                <w:szCs w:val="20"/>
                 <w:lang w:eastAsia="de-AT"/>
                 <w14:ligatures w14:val="none"/>
               </w:rPr>
@@ -13669,8 +13611,6 @@
                 <w:rFonts w:eastAsia="Arial" w:cs="Arial"/>
                 <w:color w:val="000000"/>
                 <w:kern w:val="0"/>
-                <w:sz w:val="20"/>
-                <w:szCs w:val="20"/>
                 <w:lang w:eastAsia="de-AT"/>
                 <w14:ligatures w14:val="none"/>
               </w:rPr>
@@ -13681,8 +13621,6 @@
                 <w:rFonts w:eastAsia="Arial" w:cs="Arial"/>
                 <w:color w:val="000000"/>
                 <w:kern w:val="0"/>
-                <w:sz w:val="20"/>
-                <w:szCs w:val="20"/>
                 <w:lang w:eastAsia="de-AT"/>
                 <w14:ligatures w14:val="none"/>
               </w:rPr>
@@ -13715,8 +13653,6 @@
               <w:rPr>
                 <w:rFonts w:eastAsia="Arial" w:cs="Arial"/>
                 <w:kern w:val="0"/>
-                <w:sz w:val="24"/>
-                <w:szCs w:val="24"/>
                 <w:lang w:eastAsia="de-AT"/>
                 <w14:ligatures w14:val="none"/>
               </w:rPr>
@@ -13726,8 +13662,6 @@
                 <w:rFonts w:eastAsia="Arial" w:cs="Arial"/>
                 <w:color w:val="000000"/>
                 <w:kern w:val="0"/>
-                <w:sz w:val="20"/>
-                <w:szCs w:val="20"/>
                 <w:lang w:eastAsia="de-AT"/>
                 <w14:ligatures w14:val="none"/>
               </w:rPr>
@@ -13738,8 +13672,6 @@
                 <w:rFonts w:eastAsia="Arial" w:cs="Arial"/>
                 <w:color w:val="000000"/>
                 <w:kern w:val="0"/>
-                <w:sz w:val="20"/>
-                <w:szCs w:val="20"/>
                 <w:lang w:eastAsia="de-AT"/>
                 <w14:ligatures w14:val="none"/>
               </w:rPr>
@@ -13750,8 +13682,6 @@
                 <w:rFonts w:eastAsia="Arial" w:cs="Arial"/>
                 <w:color w:val="000000"/>
                 <w:kern w:val="0"/>
-                <w:sz w:val="20"/>
-                <w:szCs w:val="20"/>
                 <w:lang w:eastAsia="de-AT"/>
                 <w14:ligatures w14:val="none"/>
               </w:rPr>
@@ -13784,8 +13714,6 @@
               <w:rPr>
                 <w:rFonts w:eastAsia="Arial" w:cs="Arial"/>
                 <w:kern w:val="0"/>
-                <w:sz w:val="24"/>
-                <w:szCs w:val="24"/>
                 <w:lang w:eastAsia="de-AT"/>
                 <w14:ligatures w14:val="none"/>
               </w:rPr>
@@ -13795,8 +13723,6 @@
                 <w:rFonts w:eastAsia="Arial" w:cs="Arial"/>
                 <w:color w:val="000000"/>
                 <w:kern w:val="0"/>
-                <w:sz w:val="20"/>
-                <w:szCs w:val="20"/>
                 <w:lang w:eastAsia="de-AT"/>
                 <w14:ligatures w14:val="none"/>
               </w:rPr>
@@ -13807,8 +13733,6 @@
                 <w:rFonts w:eastAsia="Arial" w:cs="Arial"/>
                 <w:color w:val="000000"/>
                 <w:kern w:val="0"/>
-                <w:sz w:val="20"/>
-                <w:szCs w:val="20"/>
                 <w:lang w:eastAsia="de-AT"/>
                 <w14:ligatures w14:val="none"/>
               </w:rPr>
@@ -13819,8 +13743,6 @@
                 <w:rFonts w:eastAsia="Arial" w:cs="Arial"/>
                 <w:color w:val="000000"/>
                 <w:kern w:val="0"/>
-                <w:sz w:val="20"/>
-                <w:szCs w:val="20"/>
                 <w:lang w:eastAsia="de-AT"/>
                 <w14:ligatures w14:val="none"/>
               </w:rPr>
@@ -13855,8 +13777,6 @@
               <w:rPr>
                 <w:rFonts w:eastAsia="Arial" w:cs="Arial"/>
                 <w:kern w:val="0"/>
-                <w:sz w:val="24"/>
-                <w:szCs w:val="24"/>
                 <w:lang w:eastAsia="de-AT"/>
                 <w14:ligatures w14:val="none"/>
               </w:rPr>
@@ -13866,8 +13786,6 @@
                 <w:rFonts w:eastAsia="Arial" w:cs="Arial"/>
                 <w:color w:val="000000"/>
                 <w:kern w:val="0"/>
-                <w:sz w:val="20"/>
-                <w:szCs w:val="20"/>
                 <w:lang w:eastAsia="de-AT"/>
                 <w14:ligatures w14:val="none"/>
               </w:rPr>
@@ -13900,8 +13818,6 @@
               <w:rPr>
                 <w:rFonts w:eastAsia="Arial" w:cs="Arial"/>
                 <w:kern w:val="0"/>
-                <w:sz w:val="24"/>
-                <w:szCs w:val="24"/>
                 <w:lang w:eastAsia="de-AT"/>
                 <w14:ligatures w14:val="none"/>
               </w:rPr>
@@ -13911,8 +13827,6 @@
                 <w:rFonts w:eastAsia="Arial" w:cs="Arial"/>
                 <w:color w:val="000000"/>
                 <w:kern w:val="0"/>
-                <w:sz w:val="20"/>
-                <w:szCs w:val="20"/>
                 <w:lang w:eastAsia="de-AT"/>
                 <w14:ligatures w14:val="none"/>
               </w:rPr>
@@ -13945,8 +13859,6 @@
               <w:rPr>
                 <w:rFonts w:eastAsia="Arial" w:cs="Arial"/>
                 <w:kern w:val="0"/>
-                <w:sz w:val="24"/>
-                <w:szCs w:val="24"/>
                 <w:lang w:eastAsia="de-AT"/>
                 <w14:ligatures w14:val="none"/>
               </w:rPr>
@@ -13956,8 +13868,6 @@
                 <w:rFonts w:eastAsia="Arial" w:cs="Arial"/>
                 <w:color w:val="000000"/>
                 <w:kern w:val="0"/>
-                <w:sz w:val="20"/>
-                <w:szCs w:val="20"/>
                 <w:lang w:eastAsia="de-AT"/>
                 <w14:ligatures w14:val="none"/>
               </w:rPr>
@@ -13990,8 +13900,6 @@
               <w:rPr>
                 <w:rFonts w:eastAsia="Arial" w:cs="Arial"/>
                 <w:kern w:val="0"/>
-                <w:sz w:val="24"/>
-                <w:szCs w:val="24"/>
                 <w:lang w:eastAsia="de-AT"/>
                 <w14:ligatures w14:val="none"/>
               </w:rPr>
@@ -14001,8 +13909,6 @@
                 <w:rFonts w:eastAsia="Arial" w:cs="Arial"/>
                 <w:color w:val="000000"/>
                 <w:kern w:val="0"/>
-                <w:sz w:val="20"/>
-                <w:szCs w:val="20"/>
                 <w:lang w:eastAsia="de-AT"/>
                 <w14:ligatures w14:val="none"/>
               </w:rPr>
@@ -14037,8 +13943,6 @@
               <w:rPr>
                 <w:rFonts w:eastAsia="Arial" w:cs="Arial"/>
                 <w:kern w:val="0"/>
-                <w:sz w:val="24"/>
-                <w:szCs w:val="24"/>
                 <w:lang w:eastAsia="de-AT"/>
                 <w14:ligatures w14:val="none"/>
               </w:rPr>
@@ -14048,8 +13952,6 @@
                 <w:rFonts w:eastAsia="Arial" w:cs="Arial"/>
                 <w:color w:val="000000"/>
                 <w:kern w:val="0"/>
-                <w:sz w:val="20"/>
-                <w:szCs w:val="20"/>
                 <w:lang w:eastAsia="de-AT"/>
                 <w14:ligatures w14:val="none"/>
               </w:rPr>
@@ -14082,8 +13984,6 @@
               <w:rPr>
                 <w:rFonts w:eastAsia="Arial" w:cs="Arial"/>
                 <w:kern w:val="0"/>
-                <w:sz w:val="24"/>
-                <w:szCs w:val="24"/>
                 <w:lang w:eastAsia="de-AT"/>
                 <w14:ligatures w14:val="none"/>
               </w:rPr>
@@ -14093,8 +13993,6 @@
                 <w:rFonts w:eastAsia="Arial" w:cs="Arial"/>
                 <w:color w:val="000000"/>
                 <w:kern w:val="0"/>
-                <w:sz w:val="20"/>
-                <w:szCs w:val="20"/>
                 <w:lang w:eastAsia="de-AT"/>
                 <w14:ligatures w14:val="none"/>
               </w:rPr>
@@ -14127,8 +14025,6 @@
               <w:rPr>
                 <w:rFonts w:eastAsia="Arial" w:cs="Arial"/>
                 <w:kern w:val="0"/>
-                <w:sz w:val="24"/>
-                <w:szCs w:val="24"/>
                 <w:lang w:eastAsia="de-AT"/>
                 <w14:ligatures w14:val="none"/>
               </w:rPr>
@@ -14138,8 +14034,6 @@
                 <w:rFonts w:eastAsia="Arial" w:cs="Arial"/>
                 <w:color w:val="000000"/>
                 <w:kern w:val="0"/>
-                <w:sz w:val="20"/>
-                <w:szCs w:val="20"/>
                 <w:lang w:eastAsia="de-AT"/>
                 <w14:ligatures w14:val="none"/>
               </w:rPr>
@@ -14172,8 +14066,6 @@
               <w:rPr>
                 <w:rFonts w:eastAsia="Arial" w:cs="Arial"/>
                 <w:kern w:val="0"/>
-                <w:sz w:val="24"/>
-                <w:szCs w:val="24"/>
                 <w:lang w:eastAsia="de-AT"/>
                 <w14:ligatures w14:val="none"/>
               </w:rPr>
@@ -14183,8 +14075,6 @@
                 <w:rFonts w:eastAsia="Arial" w:cs="Arial"/>
                 <w:color w:val="000000"/>
                 <w:kern w:val="0"/>
-                <w:sz w:val="20"/>
-                <w:szCs w:val="20"/>
                 <w:lang w:eastAsia="de-AT"/>
                 <w14:ligatures w14:val="none"/>
               </w:rPr>
@@ -14219,8 +14109,6 @@
               <w:rPr>
                 <w:rFonts w:eastAsia="Arial" w:cs="Arial"/>
                 <w:kern w:val="0"/>
-                <w:sz w:val="24"/>
-                <w:szCs w:val="24"/>
                 <w:lang w:eastAsia="de-AT"/>
                 <w14:ligatures w14:val="none"/>
               </w:rPr>
@@ -14230,8 +14118,6 @@
                 <w:rFonts w:eastAsia="Arial" w:cs="Arial"/>
                 <w:color w:val="000000"/>
                 <w:kern w:val="0"/>
-                <w:sz w:val="20"/>
-                <w:szCs w:val="20"/>
                 <w:lang w:eastAsia="de-AT"/>
                 <w14:ligatures w14:val="none"/>
               </w:rPr>
@@ -14264,8 +14150,6 @@
               <w:rPr>
                 <w:rFonts w:eastAsia="Arial" w:cs="Arial"/>
                 <w:kern w:val="0"/>
-                <w:sz w:val="24"/>
-                <w:szCs w:val="24"/>
                 <w:lang w:eastAsia="de-AT"/>
                 <w14:ligatures w14:val="none"/>
               </w:rPr>
@@ -14275,8 +14159,6 @@
                 <w:rFonts w:eastAsia="Arial" w:cs="Arial"/>
                 <w:color w:val="000000"/>
                 <w:kern w:val="0"/>
-                <w:sz w:val="20"/>
-                <w:szCs w:val="20"/>
                 <w:lang w:eastAsia="de-AT"/>
                 <w14:ligatures w14:val="none"/>
               </w:rPr>
@@ -14309,8 +14191,6 @@
               <w:rPr>
                 <w:rFonts w:eastAsia="Arial" w:cs="Arial"/>
                 <w:kern w:val="0"/>
-                <w:sz w:val="24"/>
-                <w:szCs w:val="24"/>
                 <w:lang w:eastAsia="de-AT"/>
                 <w14:ligatures w14:val="none"/>
               </w:rPr>
@@ -14320,8 +14200,6 @@
                 <w:rFonts w:eastAsia="Arial" w:cs="Arial"/>
                 <w:color w:val="000000"/>
                 <w:kern w:val="0"/>
-                <w:sz w:val="20"/>
-                <w:szCs w:val="20"/>
                 <w:lang w:eastAsia="de-AT"/>
                 <w14:ligatures w14:val="none"/>
               </w:rPr>
@@ -14354,8 +14232,6 @@
               <w:rPr>
                 <w:rFonts w:eastAsia="Arial" w:cs="Arial"/>
                 <w:kern w:val="0"/>
-                <w:sz w:val="24"/>
-                <w:szCs w:val="24"/>
                 <w:lang w:eastAsia="de-AT"/>
                 <w14:ligatures w14:val="none"/>
               </w:rPr>
@@ -14365,8 +14241,6 @@
                 <w:rFonts w:eastAsia="Arial" w:cs="Arial"/>
                 <w:color w:val="000000"/>
                 <w:kern w:val="0"/>
-                <w:sz w:val="20"/>
-                <w:szCs w:val="20"/>
                 <w:lang w:eastAsia="de-AT"/>
                 <w14:ligatures w14:val="none"/>
               </w:rPr>
@@ -14401,8 +14275,6 @@
               <w:rPr>
                 <w:rFonts w:eastAsia="Arial" w:cs="Arial"/>
                 <w:kern w:val="0"/>
-                <w:sz w:val="24"/>
-                <w:szCs w:val="24"/>
                 <w:lang w:eastAsia="de-AT"/>
                 <w14:ligatures w14:val="none"/>
               </w:rPr>
@@ -14412,8 +14284,6 @@
                 <w:rFonts w:eastAsia="Arial" w:cs="Arial"/>
                 <w:color w:val="000000"/>
                 <w:kern w:val="0"/>
-                <w:sz w:val="20"/>
-                <w:szCs w:val="20"/>
                 <w:lang w:eastAsia="de-AT"/>
                 <w14:ligatures w14:val="none"/>
               </w:rPr>
@@ -14446,8 +14316,6 @@
               <w:rPr>
                 <w:rFonts w:eastAsia="Arial" w:cs="Arial"/>
                 <w:kern w:val="0"/>
-                <w:sz w:val="24"/>
-                <w:szCs w:val="24"/>
                 <w:lang w:eastAsia="de-AT"/>
                 <w14:ligatures w14:val="none"/>
               </w:rPr>
@@ -14457,8 +14325,6 @@
                 <w:rFonts w:eastAsia="Arial" w:cs="Arial"/>
                 <w:color w:val="000000"/>
                 <w:kern w:val="0"/>
-                <w:sz w:val="20"/>
-                <w:szCs w:val="20"/>
                 <w:lang w:eastAsia="de-AT"/>
                 <w14:ligatures w14:val="none"/>
               </w:rPr>
@@ -14491,8 +14357,6 @@
               <w:rPr>
                 <w:rFonts w:eastAsia="Arial" w:cs="Arial"/>
                 <w:kern w:val="0"/>
-                <w:sz w:val="24"/>
-                <w:szCs w:val="24"/>
                 <w:lang w:eastAsia="de-AT"/>
                 <w14:ligatures w14:val="none"/>
               </w:rPr>
@@ -14502,8 +14366,6 @@
                 <w:rFonts w:eastAsia="Arial" w:cs="Arial"/>
                 <w:color w:val="000000"/>
                 <w:kern w:val="0"/>
-                <w:sz w:val="20"/>
-                <w:szCs w:val="20"/>
                 <w:lang w:eastAsia="de-AT"/>
                 <w14:ligatures w14:val="none"/>
               </w:rPr>
@@ -14537,8 +14399,6 @@
               <w:rPr>
                 <w:rFonts w:eastAsia="Arial" w:cs="Arial"/>
                 <w:kern w:val="0"/>
-                <w:sz w:val="24"/>
-                <w:szCs w:val="24"/>
                 <w:lang w:eastAsia="de-AT"/>
                 <w14:ligatures w14:val="none"/>
               </w:rPr>
@@ -14548,8 +14408,6 @@
                 <w:rFonts w:eastAsia="Arial" w:cs="Arial"/>
                 <w:color w:val="000000"/>
                 <w:kern w:val="0"/>
-                <w:sz w:val="20"/>
-                <w:szCs w:val="20"/>
                 <w:lang w:eastAsia="de-AT"/>
                 <w14:ligatures w14:val="none"/>
               </w:rPr>
@@ -14560,8 +14418,6 @@
                 <w:rFonts w:eastAsia="Arial" w:cs="Arial"/>
                 <w:color w:val="000000"/>
                 <w:kern w:val="0"/>
-                <w:sz w:val="20"/>
-                <w:szCs w:val="20"/>
                 <w:lang w:eastAsia="de-AT"/>
                 <w14:ligatures w14:val="none"/>
               </w:rPr>
@@ -14572,8 +14428,6 @@
                 <w:rFonts w:eastAsia="Arial" w:cs="Arial"/>
                 <w:color w:val="000000"/>
                 <w:kern w:val="0"/>
-                <w:sz w:val="20"/>
-                <w:szCs w:val="20"/>
                 <w:lang w:eastAsia="de-AT"/>
                 <w14:ligatures w14:val="none"/>
               </w:rPr>
@@ -14584,8 +14438,6 @@
                 <w:rFonts w:eastAsia="Arial" w:cs="Arial"/>
                 <w:color w:val="000000"/>
                 <w:kern w:val="0"/>
-                <w:sz w:val="20"/>
-                <w:szCs w:val="20"/>
                 <w:lang w:eastAsia="de-AT"/>
                 <w14:ligatures w14:val="none"/>
               </w:rPr>
@@ -14596,8 +14448,6 @@
                 <w:rFonts w:eastAsia="Arial" w:cs="Arial"/>
                 <w:color w:val="000000"/>
                 <w:kern w:val="0"/>
-                <w:sz w:val="20"/>
-                <w:szCs w:val="20"/>
                 <w:lang w:eastAsia="de-AT"/>
                 <w14:ligatures w14:val="none"/>
               </w:rPr>
@@ -14608,8 +14458,6 @@
                 <w:rFonts w:eastAsia="Arial" w:cs="Arial"/>
                 <w:color w:val="000000"/>
                 <w:kern w:val="0"/>
-                <w:sz w:val="20"/>
-                <w:szCs w:val="20"/>
                 <w:lang w:eastAsia="de-AT"/>
                 <w14:ligatures w14:val="none"/>
               </w:rPr>
@@ -14620,8 +14468,6 @@
                 <w:rFonts w:eastAsia="Arial" w:cs="Arial"/>
                 <w:color w:val="000000"/>
                 <w:kern w:val="0"/>
-                <w:sz w:val="20"/>
-                <w:szCs w:val="20"/>
                 <w:lang w:eastAsia="de-AT"/>
                 <w14:ligatures w14:val="none"/>
               </w:rPr>
@@ -14630,7 +14476,6 @@
             <w:r>
               <w:rPr>
                 <w:rFonts w:ascii="Aptos" w:hAnsi="Aptos"/>
-                <w:sz w:val="20"/>
               </w:rPr>
               <w:t>[20]</w:t>
             </w:r>
@@ -14639,8 +14484,6 @@
                 <w:rFonts w:eastAsia="Arial" w:cs="Arial"/>
                 <w:color w:val="000000"/>
                 <w:kern w:val="0"/>
-                <w:sz w:val="20"/>
-                <w:szCs w:val="20"/>
                 <w:lang w:eastAsia="de-AT"/>
                 <w14:ligatures w14:val="none"/>
               </w:rPr>
@@ -14668,7 +14511,7 @@
     <w:p>
       <w:pPr>
         <w:pStyle w:val="Beschriftung"/>
-        <w:framePr w:w="8437" w:h="290" w:hRule="exact" w:hSpace="141" w:wrap="around" w:vAnchor="text" w:hAnchor="page" w:x="2138" w:y="3620"/>
+        <w:framePr w:w="8437" w:h="290" w:hRule="exact" w:hSpace="141" w:wrap="around" w:vAnchor="text" w:hAnchor="page" w:x="2173" w:y="3852"/>
       </w:pPr>
       <w:bookmarkStart w:id="33" w:name="_Toc222767575"/>
       <w:r>
@@ -15916,416 +15759,246 @@
         <w:spacing w:after="200"/>
         <w:ind w:left="708"/>
         <w:jc w:val="both"/>
+        <w:rPr>
+          <w:sz w:val="20"/>
+          <w:szCs w:val="20"/>
+        </w:rPr>
       </w:pPr>
       <w:r>
         <w:rPr>
           <w:rFonts w:eastAsia="Arial" w:cs="Arial"/>
-          <w:sz w:val="24"/>
-          <w:szCs w:val="24"/>
-        </w:rPr>
-        <w:t xml:space="preserve">Abbildung </w:t>
-      </w:r>
+        </w:rPr>
+        <w:t>Abbildung 3 zeigt den Systemaufbau und die logische Struktur des Gesamtsystems. Das PV-Panel (</w:t>
+      </w:r>
+      <w:proofErr w:type="spellStart"/>
       <w:r>
         <w:rPr>
           <w:rFonts w:eastAsia="Arial" w:cs="Arial"/>
-          <w:sz w:val="24"/>
-          <w:szCs w:val="24"/>
-        </w:rPr>
-        <w:t>3</w:t>
-      </w:r>
+        </w:rPr>
+        <w:t>enjoysolar</w:t>
+      </w:r>
+      <w:proofErr w:type="spellEnd"/>
       <w:r>
         <w:rPr>
           <w:rFonts w:eastAsia="Arial" w:cs="Arial"/>
-          <w:sz w:val="24"/>
-          <w:szCs w:val="24"/>
-        </w:rPr>
-        <w:t xml:space="preserve"> zeigt den Systemaufbau und die logische Struktur des Gesamtsystems. Das PV-Panel (</w:t>
+        </w:rPr>
+        <w:t xml:space="preserve"> 180</w:t>
+      </w:r>
+      <w:r>
+        <w:rPr>
+          <w:rFonts w:ascii="Arial" w:eastAsia="Arial" w:hAnsi="Arial" w:cs="Arial"/>
+        </w:rPr>
+        <w:t> </w:t>
+      </w:r>
+      <w:r>
+        <w:rPr>
+          <w:rFonts w:eastAsia="Arial" w:cs="Arial"/>
+        </w:rPr>
+        <w:t>W, 12</w:t>
+      </w:r>
+      <w:r>
+        <w:rPr>
+          <w:rFonts w:ascii="Arial" w:eastAsia="Arial" w:hAnsi="Arial" w:cs="Arial"/>
+        </w:rPr>
+        <w:t> </w:t>
+      </w:r>
+      <w:r>
+        <w:rPr>
+          <w:rFonts w:eastAsia="Arial" w:cs="Arial"/>
+        </w:rPr>
+        <w:t xml:space="preserve">V) speist </w:t>
+      </w:r>
+      <w:r>
+        <w:rPr>
+          <w:rFonts w:ascii="Aptos" w:eastAsia="Arial" w:hAnsi="Aptos" w:cs="Aptos"/>
+        </w:rPr>
+        <w:t>ü</w:t>
+      </w:r>
+      <w:r>
+        <w:rPr>
+          <w:rFonts w:eastAsia="Arial" w:cs="Arial"/>
+        </w:rPr>
+        <w:t>ber ein MC4-Kabel mit 9,43 A in den Verteilerschrank ein. Dieser bildet das Zentrum der Energieversorgung und enth</w:t>
+      </w:r>
+      <w:r>
+        <w:rPr>
+          <w:rFonts w:ascii="Aptos" w:eastAsia="Arial" w:hAnsi="Aptos" w:cs="Aptos"/>
+        </w:rPr>
+        <w:t>ä</w:t>
+      </w:r>
+      <w:r>
+        <w:rPr>
+          <w:rFonts w:eastAsia="Arial" w:cs="Arial"/>
+        </w:rPr>
+        <w:t>lt den Victron MultiPlus 12/800 als kombinierten Laderegler und Wechselrichter, die AGM-Batterie mit 100</w:t>
+      </w:r>
+      <w:r>
+        <w:rPr>
+          <w:rFonts w:ascii="Arial" w:eastAsia="Arial" w:hAnsi="Arial" w:cs="Arial"/>
+        </w:rPr>
+        <w:t> </w:t>
+      </w:r>
+      <w:r>
+        <w:rPr>
+          <w:rFonts w:eastAsia="Arial" w:cs="Arial"/>
+        </w:rPr>
+        <w:t>Ah (600</w:t>
+      </w:r>
+      <w:r>
+        <w:rPr>
+          <w:rFonts w:ascii="Arial" w:eastAsia="Arial" w:hAnsi="Arial" w:cs="Arial"/>
+        </w:rPr>
+        <w:t> </w:t>
+      </w:r>
+      <w:r>
+        <w:rPr>
+          <w:rFonts w:eastAsia="Arial" w:cs="Arial"/>
+        </w:rPr>
+        <w:t>Wh nutzbar), den SmartShunt 500</w:t>
+      </w:r>
+      <w:r>
+        <w:rPr>
+          <w:rFonts w:ascii="Arial" w:eastAsia="Arial" w:hAnsi="Arial" w:cs="Arial"/>
+        </w:rPr>
+        <w:t> </w:t>
+      </w:r>
+      <w:r>
+        <w:rPr>
+          <w:rFonts w:eastAsia="Arial" w:cs="Arial"/>
+        </w:rPr>
+        <w:t>A zur Strommessung und SoC-Berechnung, den Victron Cerbo GX f</w:t>
+      </w:r>
+      <w:r>
+        <w:rPr>
+          <w:rFonts w:ascii="Aptos" w:eastAsia="Arial" w:hAnsi="Aptos" w:cs="Aptos"/>
+        </w:rPr>
+        <w:t>ü</w:t>
+      </w:r>
+      <w:r>
+        <w:rPr>
+          <w:rFonts w:eastAsia="Arial" w:cs="Arial"/>
+        </w:rPr>
+        <w:t xml:space="preserve">r Monitoring und Datenkommunikation, den Orion 12/12-18 DC/DC-Wandler mit galvanischer Trennung für die </w:t>
       </w:r>
       <w:proofErr w:type="spellStart"/>
       <w:r>
         <w:rPr>
           <w:rFonts w:eastAsia="Arial" w:cs="Arial"/>
-          <w:sz w:val="24"/>
-          <w:szCs w:val="24"/>
-        </w:rPr>
-        <w:t>enjoysolar</w:t>
+        </w:rPr>
+        <w:t>Sensorikversorgung</w:t>
       </w:r>
       <w:proofErr w:type="spellEnd"/>
       <w:r>
         <w:rPr>
           <w:rFonts w:eastAsia="Arial" w:cs="Arial"/>
-          <w:sz w:val="24"/>
-          <w:szCs w:val="24"/>
-        </w:rPr>
-        <w:t xml:space="preserve"> 180</w:t>
+        </w:rPr>
+        <w:t xml:space="preserve"> sowie eine 30</w:t>
       </w:r>
       <w:r>
         <w:rPr>
           <w:rFonts w:ascii="Arial" w:eastAsia="Arial" w:hAnsi="Arial" w:cs="Arial"/>
-          <w:sz w:val="24"/>
-          <w:szCs w:val="24"/>
         </w:rPr>
         <w:t> </w:t>
       </w:r>
       <w:r>
         <w:rPr>
           <w:rFonts w:eastAsia="Arial" w:cs="Arial"/>
-          <w:sz w:val="24"/>
-          <w:szCs w:val="24"/>
-        </w:rPr>
-        <w:t>W, 12</w:t>
+        </w:rPr>
+        <w:t>A-Sicherung zum Schutz des Systems. Als Backup Energiequelle ist ein Netzanschluss (230</w:t>
       </w:r>
       <w:r>
         <w:rPr>
           <w:rFonts w:ascii="Arial" w:eastAsia="Arial" w:hAnsi="Arial" w:cs="Arial"/>
-          <w:sz w:val="24"/>
-          <w:szCs w:val="24"/>
         </w:rPr>
         <w:t> </w:t>
       </w:r>
       <w:r>
         <w:rPr>
           <w:rFonts w:eastAsia="Arial" w:cs="Arial"/>
-          <w:sz w:val="24"/>
-          <w:szCs w:val="24"/>
-        </w:rPr>
-        <w:t xml:space="preserve">V) speist </w:t>
+        </w:rPr>
+        <w:t>V AC) integriert. Vom Verteilerschrank f</w:t>
       </w:r>
       <w:r>
         <w:rPr>
           <w:rFonts w:ascii="Aptos" w:eastAsia="Arial" w:hAnsi="Aptos" w:cs="Aptos"/>
-          <w:sz w:val="24"/>
-          <w:szCs w:val="24"/>
         </w:rPr>
         <w:t>ü</w:t>
       </w:r>
       <w:r>
         <w:rPr>
           <w:rFonts w:eastAsia="Arial" w:cs="Arial"/>
-          <w:sz w:val="24"/>
-          <w:szCs w:val="24"/>
-        </w:rPr>
-        <w:t>ber ein MC4-Kabel mit 9,43</w:t>
+        </w:rPr>
+        <w:t>hrt eine 12</w:t>
+      </w:r>
+      <w:r>
+        <w:rPr>
+          <w:rFonts w:ascii="Arial" w:eastAsia="Arial" w:hAnsi="Arial" w:cs="Arial"/>
+        </w:rPr>
+        <w:t> </w:t>
       </w:r>
       <w:r>
         <w:rPr>
           <w:rFonts w:eastAsia="Arial" w:cs="Arial"/>
-          <w:sz w:val="24"/>
-          <w:szCs w:val="24"/>
+        </w:rPr>
+        <w:t>V-Leitung mit 18</w:t>
+      </w:r>
+      <w:r>
+        <w:rPr>
+          <w:rFonts w:ascii="Arial" w:eastAsia="Arial" w:hAnsi="Arial" w:cs="Arial"/>
         </w:rPr>
         <w:t> </w:t>
       </w:r>
       <w:r>
         <w:rPr>
           <w:rFonts w:eastAsia="Arial" w:cs="Arial"/>
-          <w:sz w:val="24"/>
-          <w:szCs w:val="24"/>
-        </w:rPr>
-        <w:t xml:space="preserve">A in den Verteilerschrank ein. Dieser bildet das </w:t>
+        </w:rPr>
+        <w:t>A zum Gew</w:t>
+      </w:r>
+      <w:r>
+        <w:rPr>
+          <w:rFonts w:ascii="Aptos" w:eastAsia="Arial" w:hAnsi="Aptos" w:cs="Aptos"/>
+        </w:rPr>
+        <w:t>ä</w:t>
       </w:r>
       <w:r>
         <w:rPr>
           <w:rFonts w:eastAsia="Arial" w:cs="Arial"/>
-          <w:sz w:val="24"/>
-          <w:szCs w:val="24"/>
-        </w:rPr>
-        <w:t>Zentrum</w:t>
+        </w:rPr>
+        <w:t xml:space="preserve">chshaus. Der Cerbo GX </w:t>
+      </w:r>
+      <w:r>
+        <w:rPr>
+          <w:rFonts w:ascii="Aptos" w:eastAsia="Arial" w:hAnsi="Aptos" w:cs="Aptos"/>
+        </w:rPr>
+        <w:t>ü</w:t>
       </w:r>
       <w:r>
         <w:rPr>
           <w:rFonts w:eastAsia="Arial" w:cs="Arial"/>
-          <w:sz w:val="24"/>
-          <w:szCs w:val="24"/>
-        </w:rPr>
-        <w:t xml:space="preserve"> der Energieversorgung und enth</w:t>
+        </w:rPr>
+        <w:t>bertr</w:t>
       </w:r>
       <w:r>
         <w:rPr>
           <w:rFonts w:ascii="Aptos" w:eastAsia="Arial" w:hAnsi="Aptos" w:cs="Aptos"/>
-          <w:sz w:val="24"/>
-          <w:szCs w:val="24"/>
         </w:rPr>
         <w:t>ä</w:t>
       </w:r>
       <w:r>
         <w:rPr>
           <w:rFonts w:eastAsia="Arial" w:cs="Arial"/>
-          <w:sz w:val="24"/>
-          <w:szCs w:val="24"/>
-        </w:rPr>
-        <w:t>lt den Victron MultiPlus 12/800 als kombinierten Laderegler und Wechselrichter, die AGM-Batterie mit 100</w:t>
-      </w:r>
-      <w:r>
-        <w:rPr>
-          <w:rFonts w:ascii="Arial" w:eastAsia="Arial" w:hAnsi="Arial" w:cs="Arial"/>
-          <w:sz w:val="24"/>
-          <w:szCs w:val="24"/>
-        </w:rPr>
-        <w:t> </w:t>
+        </w:rPr>
+        <w:t xml:space="preserve">gt Energiedaten </w:t>
+      </w:r>
+      <w:r>
+        <w:rPr>
+          <w:rFonts w:ascii="Aptos" w:eastAsia="Arial" w:hAnsi="Aptos" w:cs="Aptos"/>
+        </w:rPr>
+        <w:t>ü</w:t>
       </w:r>
       <w:r>
         <w:rPr>
           <w:rFonts w:eastAsia="Arial" w:cs="Arial"/>
-          <w:sz w:val="24"/>
-          <w:szCs w:val="24"/>
-        </w:rPr>
-        <w:t>Ah (600</w:t>
-      </w:r>
-      <w:r>
-        <w:rPr>
-          <w:rFonts w:ascii="Arial" w:eastAsia="Arial" w:hAnsi="Arial" w:cs="Arial"/>
-          <w:sz w:val="24"/>
-          <w:szCs w:val="24"/>
-        </w:rPr>
-        <w:t> </w:t>
-      </w:r>
-      <w:r>
-        <w:rPr>
-          <w:rFonts w:eastAsia="Arial" w:cs="Arial"/>
-          <w:sz w:val="24"/>
-          <w:szCs w:val="24"/>
-        </w:rPr>
-        <w:t>Wh nutzbar), den SmartShunt 500</w:t>
-      </w:r>
-      <w:r>
-        <w:rPr>
-          <w:rFonts w:ascii="Arial" w:eastAsia="Arial" w:hAnsi="Arial" w:cs="Arial"/>
-          <w:sz w:val="24"/>
-          <w:szCs w:val="24"/>
-        </w:rPr>
-        <w:t> </w:t>
-      </w:r>
-      <w:r>
-        <w:rPr>
-          <w:rFonts w:eastAsia="Arial" w:cs="Arial"/>
-          <w:sz w:val="24"/>
-          <w:szCs w:val="24"/>
-        </w:rPr>
-        <w:t>A zur Strommessung und SoC-Berechnung, den Victron Cerbo GX f</w:t>
-      </w:r>
-      <w:r>
-        <w:rPr>
-          <w:rFonts w:ascii="Aptos" w:eastAsia="Arial" w:hAnsi="Aptos" w:cs="Aptos"/>
-          <w:sz w:val="24"/>
-          <w:szCs w:val="24"/>
-        </w:rPr>
-        <w:t>ü</w:t>
-      </w:r>
-      <w:r>
-        <w:rPr>
-          <w:rFonts w:eastAsia="Arial" w:cs="Arial"/>
-          <w:sz w:val="24"/>
-          <w:szCs w:val="24"/>
-        </w:rPr>
-        <w:t xml:space="preserve">r Monitoring und Datenkommunikation, den Orion 12/12-18 DC/DC-Wandler mit galvanischer Trennung für die </w:t>
-      </w:r>
-      <w:proofErr w:type="spellStart"/>
-      <w:r>
-        <w:rPr>
-          <w:rFonts w:eastAsia="Arial" w:cs="Arial"/>
-          <w:sz w:val="24"/>
-          <w:szCs w:val="24"/>
-        </w:rPr>
-        <w:t>Sensorikversorgung</w:t>
-      </w:r>
-      <w:proofErr w:type="spellEnd"/>
-      <w:r>
-        <w:rPr>
-          <w:rFonts w:eastAsia="Arial" w:cs="Arial"/>
-          <w:sz w:val="24"/>
-          <w:szCs w:val="24"/>
-        </w:rPr>
-        <w:t xml:space="preserve"> sowie eine 30</w:t>
-      </w:r>
-      <w:r>
-        <w:rPr>
-          <w:rFonts w:ascii="Arial" w:eastAsia="Arial" w:hAnsi="Arial" w:cs="Arial"/>
-          <w:sz w:val="24"/>
-          <w:szCs w:val="24"/>
-        </w:rPr>
-        <w:t> </w:t>
-      </w:r>
-      <w:r>
-        <w:rPr>
-          <w:rFonts w:eastAsia="Arial" w:cs="Arial"/>
-          <w:sz w:val="24"/>
-          <w:szCs w:val="24"/>
-        </w:rPr>
-        <w:t xml:space="preserve">A-Sicherung zum Schutz des </w:t>
-      </w:r>
-      <w:r>
-        <w:rPr>
-          <w:rFonts w:eastAsia="Arial" w:cs="Arial"/>
-          <w:sz w:val="24"/>
-          <w:szCs w:val="24"/>
-        </w:rPr>
-        <w:t>Systems</w:t>
-      </w:r>
-      <w:r>
-        <w:rPr>
-          <w:rFonts w:eastAsia="Arial" w:cs="Arial"/>
-          <w:sz w:val="24"/>
-          <w:szCs w:val="24"/>
-        </w:rPr>
-        <w:t>. Als Backup</w:t>
-      </w:r>
-      <w:r>
-        <w:rPr>
-          <w:rFonts w:eastAsia="Arial" w:cs="Arial"/>
-          <w:sz w:val="24"/>
-          <w:szCs w:val="24"/>
-        </w:rPr>
-        <w:t xml:space="preserve"> Energiequ</w:t>
-      </w:r>
-      <w:r>
-        <w:rPr>
-          <w:rFonts w:eastAsia="Arial" w:cs="Arial"/>
-          <w:sz w:val="24"/>
-          <w:szCs w:val="24"/>
-        </w:rPr>
-        <w:t>elle ist ein Netzanschluss (230</w:t>
-      </w:r>
-      <w:r>
-        <w:rPr>
-          <w:rFonts w:ascii="Arial" w:eastAsia="Arial" w:hAnsi="Arial" w:cs="Arial"/>
-          <w:sz w:val="24"/>
-          <w:szCs w:val="24"/>
-        </w:rPr>
-        <w:t> </w:t>
-      </w:r>
-      <w:r>
-        <w:rPr>
-          <w:rFonts w:eastAsia="Arial" w:cs="Arial"/>
-          <w:sz w:val="24"/>
-          <w:szCs w:val="24"/>
-        </w:rPr>
-        <w:t>V AC)</w:t>
-      </w:r>
-      <w:r>
-        <w:rPr>
-          <w:rFonts w:eastAsia="Arial" w:cs="Arial"/>
-          <w:sz w:val="24"/>
-          <w:szCs w:val="24"/>
-        </w:rPr>
-        <w:t xml:space="preserve"> integriert</w:t>
-      </w:r>
-      <w:r>
-        <w:rPr>
-          <w:rFonts w:eastAsia="Arial" w:cs="Arial"/>
-          <w:sz w:val="24"/>
-          <w:szCs w:val="24"/>
-        </w:rPr>
-        <w:t>. Vom Verteilerschrank f</w:t>
-      </w:r>
-      <w:r>
-        <w:rPr>
-          <w:rFonts w:ascii="Aptos" w:eastAsia="Arial" w:hAnsi="Aptos" w:cs="Aptos"/>
-          <w:sz w:val="24"/>
-          <w:szCs w:val="24"/>
-        </w:rPr>
-        <w:t>ü</w:t>
-      </w:r>
-      <w:r>
-        <w:rPr>
-          <w:rFonts w:eastAsia="Arial" w:cs="Arial"/>
-          <w:sz w:val="24"/>
-          <w:szCs w:val="24"/>
-        </w:rPr>
-        <w:t>hrt eine 12</w:t>
-      </w:r>
-      <w:r>
-        <w:rPr>
-          <w:rFonts w:ascii="Arial" w:eastAsia="Arial" w:hAnsi="Arial" w:cs="Arial"/>
-          <w:sz w:val="24"/>
-          <w:szCs w:val="24"/>
-        </w:rPr>
-        <w:t> </w:t>
-      </w:r>
-      <w:r>
-        <w:rPr>
-          <w:rFonts w:eastAsia="Arial" w:cs="Arial"/>
-          <w:sz w:val="24"/>
-          <w:szCs w:val="24"/>
-        </w:rPr>
-        <w:t>V-Leitung mit 18</w:t>
-      </w:r>
-      <w:r>
-        <w:rPr>
-          <w:rFonts w:ascii="Arial" w:eastAsia="Arial" w:hAnsi="Arial" w:cs="Arial"/>
-          <w:sz w:val="24"/>
-          <w:szCs w:val="24"/>
-        </w:rPr>
-        <w:t> </w:t>
-      </w:r>
-      <w:r>
-        <w:rPr>
-          <w:rFonts w:eastAsia="Arial" w:cs="Arial"/>
-          <w:sz w:val="24"/>
-          <w:szCs w:val="24"/>
-        </w:rPr>
-        <w:t>A zum Gew</w:t>
-      </w:r>
-      <w:r>
-        <w:rPr>
-          <w:rFonts w:ascii="Aptos" w:eastAsia="Arial" w:hAnsi="Aptos" w:cs="Aptos"/>
-          <w:sz w:val="24"/>
-          <w:szCs w:val="24"/>
-        </w:rPr>
-        <w:t>ä</w:t>
-      </w:r>
-      <w:r>
-        <w:rPr>
-          <w:rFonts w:eastAsia="Arial" w:cs="Arial"/>
-          <w:sz w:val="24"/>
-          <w:szCs w:val="24"/>
-        </w:rPr>
-        <w:t xml:space="preserve">chshaus. Der Cerbo GX </w:t>
-      </w:r>
-      <w:r>
-        <w:rPr>
-          <w:rFonts w:ascii="Aptos" w:eastAsia="Arial" w:hAnsi="Aptos" w:cs="Aptos"/>
-          <w:sz w:val="24"/>
-          <w:szCs w:val="24"/>
-        </w:rPr>
-        <w:t>ü</w:t>
-      </w:r>
-      <w:r>
-        <w:rPr>
-          <w:rFonts w:eastAsia="Arial" w:cs="Arial"/>
-          <w:sz w:val="24"/>
-          <w:szCs w:val="24"/>
-        </w:rPr>
-        <w:t>bertr</w:t>
-      </w:r>
-      <w:r>
-        <w:rPr>
-          <w:rFonts w:ascii="Aptos" w:eastAsia="Arial" w:hAnsi="Aptos" w:cs="Aptos"/>
-          <w:sz w:val="24"/>
-          <w:szCs w:val="24"/>
-        </w:rPr>
-        <w:t>ä</w:t>
-      </w:r>
-      <w:r>
-        <w:rPr>
-          <w:rFonts w:eastAsia="Arial" w:cs="Arial"/>
-          <w:sz w:val="24"/>
-          <w:szCs w:val="24"/>
-        </w:rPr>
-        <w:t xml:space="preserve">gt Energiedaten </w:t>
-      </w:r>
-      <w:r>
-        <w:rPr>
-          <w:rFonts w:ascii="Aptos" w:eastAsia="Arial" w:hAnsi="Aptos" w:cs="Aptos"/>
-          <w:sz w:val="24"/>
-          <w:szCs w:val="24"/>
-        </w:rPr>
-        <w:t>ü</w:t>
-      </w:r>
-      <w:r>
-        <w:rPr>
-          <w:rFonts w:eastAsia="Arial" w:cs="Arial"/>
-          <w:sz w:val="24"/>
-          <w:szCs w:val="24"/>
         </w:rPr>
         <w:t>ber MQTT an das Victron VRM-Portal (Internet).</w:t>
       </w:r>
@@ -16352,268 +16025,158 @@
         <w:jc w:val="both"/>
         <w:rPr>
           <w:rFonts w:cs="Arial"/>
+          <w:sz w:val="20"/>
+          <w:szCs w:val="20"/>
         </w:rPr>
       </w:pPr>
       <w:r>
         <w:rPr>
           <w:rFonts w:eastAsia="Arial" w:cs="Arial"/>
-          <w:sz w:val="24"/>
-          <w:szCs w:val="24"/>
-        </w:rPr>
-        <w:t xml:space="preserve">Abbildung </w:t>
+        </w:rPr>
+        <w:t xml:space="preserve">Abbildung 2 zeigt die elektrischen Verbindungen aller Komponenten. Die AGM-Batterie (BAT1) ist über eine 30 A-Sicherung (F2) mit dem MultiPlus 12/800 (U2) verbunden, der gleichzeitig das PV-Panel (PANEL1) und den Netzanschluss verarbeitet. Der SmartShunt </w:t>
       </w:r>
       <w:r>
         <w:rPr>
           <w:rFonts w:eastAsia="Arial" w:cs="Arial"/>
-          <w:sz w:val="24"/>
-          <w:szCs w:val="24"/>
-        </w:rPr>
-        <w:t>2</w:t>
+        </w:rPr>
+        <w:lastRenderedPageBreak/>
+        <w:t>500</w:t>
+      </w:r>
+      <w:r>
+        <w:rPr>
+          <w:rFonts w:ascii="Arial" w:eastAsia="Arial" w:hAnsi="Arial" w:cs="Arial"/>
+        </w:rPr>
+        <w:t> </w:t>
       </w:r>
       <w:r>
         <w:rPr>
           <w:rFonts w:eastAsia="Arial" w:cs="Arial"/>
-          <w:sz w:val="24"/>
-          <w:szCs w:val="24"/>
-        </w:rPr>
-        <w:t xml:space="preserve"> zeigt die elektrische</w:t>
+        </w:rPr>
+        <w:t>A (U4) ist i</w:t>
       </w:r>
       <w:r>
         <w:rPr>
           <w:rFonts w:eastAsia="Arial" w:cs="Arial"/>
-          <w:sz w:val="24"/>
-          <w:szCs w:val="24"/>
-        </w:rPr>
-        <w:t>n</w:t>
+        </w:rPr>
+        <w:t xml:space="preserve">m </w:t>
       </w:r>
       <w:r>
         <w:rPr>
           <w:rFonts w:eastAsia="Arial" w:cs="Arial"/>
-          <w:sz w:val="24"/>
-          <w:szCs w:val="24"/>
-        </w:rPr>
-        <w:t xml:space="preserve"> </w:t>
+        </w:rPr>
+        <w:t xml:space="preserve">Batteriepfad </w:t>
       </w:r>
       <w:r>
         <w:rPr>
           <w:rFonts w:eastAsia="Arial" w:cs="Arial"/>
-          <w:sz w:val="24"/>
-          <w:szCs w:val="24"/>
-        </w:rPr>
-        <w:t>Verbindungen</w:t>
+        </w:rPr>
+        <w:t>angeordnet</w:t>
       </w:r>
       <w:r>
         <w:rPr>
           <w:rFonts w:eastAsia="Arial" w:cs="Arial"/>
-          <w:sz w:val="24"/>
-          <w:szCs w:val="24"/>
-        </w:rPr>
-        <w:t xml:space="preserve"> aller Komponenten. Die AGM-Batterie (BAT1) ist über eine 30</w:t>
+        </w:rPr>
+        <w:t xml:space="preserve"> und </w:t>
+      </w:r>
+      <w:r>
+        <w:rPr>
+          <w:rFonts w:ascii="Aptos" w:eastAsia="Arial" w:hAnsi="Aptos" w:cs="Aptos"/>
+        </w:rPr>
+        <w:t>ü</w:t>
       </w:r>
       <w:r>
         <w:rPr>
           <w:rFonts w:eastAsia="Arial" w:cs="Arial"/>
-          <w:sz w:val="24"/>
-          <w:szCs w:val="24"/>
-        </w:rPr>
-        <w:t> </w:t>
+        </w:rPr>
+        <w:t>bertr</w:t>
+      </w:r>
+      <w:r>
+        <w:rPr>
+          <w:rFonts w:ascii="Aptos" w:eastAsia="Arial" w:hAnsi="Aptos" w:cs="Aptos"/>
+        </w:rPr>
+        <w:t>ä</w:t>
       </w:r>
       <w:r>
         <w:rPr>
           <w:rFonts w:eastAsia="Arial" w:cs="Arial"/>
-          <w:sz w:val="24"/>
-          <w:szCs w:val="24"/>
-        </w:rPr>
-        <w:t xml:space="preserve">A-Sicherung (F2) mit dem MultiPlus 12/800 (U2) </w:t>
+        </w:rPr>
+        <w:t xml:space="preserve">gt Messdaten </w:t>
+      </w:r>
+      <w:r>
+        <w:rPr>
+          <w:rFonts w:ascii="Aptos" w:eastAsia="Arial" w:hAnsi="Aptos" w:cs="Aptos"/>
+        </w:rPr>
+        <w:t>ü</w:t>
       </w:r>
       <w:r>
         <w:rPr>
           <w:rFonts w:eastAsia="Arial" w:cs="Arial"/>
-          <w:sz w:val="24"/>
-          <w:szCs w:val="24"/>
-        </w:rPr>
-        <w:lastRenderedPageBreak/>
-        <w:t>verbunden, der gleichzeitig das PV-Panel (PANEL1) und den Netzanschluss verarbeitet. Der SmartShunt 500</w:t>
-      </w:r>
-      <w:r>
-        <w:rPr>
-          <w:rFonts w:ascii="Arial" w:eastAsia="Arial" w:hAnsi="Arial" w:cs="Arial"/>
-          <w:sz w:val="24"/>
-          <w:szCs w:val="24"/>
-        </w:rPr>
-        <w:t> </w:t>
-      </w:r>
+        </w:rPr>
+        <w:t xml:space="preserve">ber </w:t>
+      </w:r>
+      <w:proofErr w:type="spellStart"/>
       <w:r>
         <w:rPr>
           <w:rFonts w:eastAsia="Arial" w:cs="Arial"/>
-          <w:sz w:val="24"/>
-          <w:szCs w:val="24"/>
-        </w:rPr>
-        <w:t>A (U4) ist i</w:t>
-      </w:r>
+        </w:rPr>
+        <w:t>VE.Direct</w:t>
+      </w:r>
+      <w:proofErr w:type="spellEnd"/>
       <w:r>
         <w:rPr>
           <w:rFonts w:eastAsia="Arial" w:cs="Arial"/>
-          <w:sz w:val="24"/>
-          <w:szCs w:val="24"/>
-        </w:rPr>
-        <w:t xml:space="preserve">m </w:t>
+        </w:rPr>
+        <w:t xml:space="preserve"> an den Cerbo GX. Der MultiPlus kommuniziert mit dem Cerbo GX </w:t>
+      </w:r>
+      <w:r>
+        <w:rPr>
+          <w:rFonts w:ascii="Aptos" w:eastAsia="Arial" w:hAnsi="Aptos" w:cs="Aptos"/>
+        </w:rPr>
+        <w:t>ü</w:t>
       </w:r>
       <w:r>
         <w:rPr>
           <w:rFonts w:eastAsia="Arial" w:cs="Arial"/>
-          <w:sz w:val="24"/>
-          <w:szCs w:val="24"/>
-        </w:rPr>
-        <w:t xml:space="preserve">Batteriepfad </w:t>
-      </w:r>
+        </w:rPr>
+        <w:t xml:space="preserve">ber </w:t>
+      </w:r>
+      <w:proofErr w:type="spellStart"/>
       <w:r>
         <w:rPr>
           <w:rFonts w:eastAsia="Arial" w:cs="Arial"/>
-          <w:sz w:val="24"/>
-          <w:szCs w:val="24"/>
-        </w:rPr>
-        <w:t>angeordnet</w:t>
-      </w:r>
+        </w:rPr>
+        <w:t>VE.Bus</w:t>
+      </w:r>
+      <w:proofErr w:type="spellEnd"/>
       <w:r>
         <w:rPr>
           <w:rFonts w:eastAsia="Arial" w:cs="Arial"/>
-          <w:sz w:val="24"/>
-          <w:szCs w:val="24"/>
-        </w:rPr>
-        <w:t xml:space="preserve"> und </w:t>
-      </w:r>
-      <w:r>
-        <w:rPr>
-          <w:rFonts w:ascii="Aptos" w:eastAsia="Arial" w:hAnsi="Aptos" w:cs="Aptos"/>
-          <w:sz w:val="24"/>
-          <w:szCs w:val="24"/>
-        </w:rPr>
-        <w:t>ü</w:t>
+        </w:rPr>
+        <w:t xml:space="preserve">. </w:t>
       </w:r>
       <w:r>
         <w:rPr>
           <w:rFonts w:eastAsia="Arial" w:cs="Arial"/>
-          <w:sz w:val="24"/>
-          <w:szCs w:val="24"/>
-        </w:rPr>
-        <w:t>bertr</w:t>
-      </w:r>
-      <w:r>
-        <w:rPr>
-          <w:rFonts w:ascii="Aptos" w:eastAsia="Arial" w:hAnsi="Aptos" w:cs="Aptos"/>
-          <w:sz w:val="24"/>
-          <w:szCs w:val="24"/>
-        </w:rPr>
-        <w:t>ä</w:t>
+        </w:rPr>
+        <w:t>Der Orion DC/DC-Wandler (U6) versorgt die angeschlossenen Verbraucher mit einer galvanisch getrennten 12-V-Spannung.</w:t>
       </w:r>
       <w:r>
         <w:rPr>
           <w:rFonts w:eastAsia="Arial" w:cs="Arial"/>
-          <w:sz w:val="24"/>
-          <w:szCs w:val="24"/>
-        </w:rPr>
-        <w:t xml:space="preserve">gt Messdaten </w:t>
-      </w:r>
-      <w:r>
-        <w:rPr>
-          <w:rFonts w:ascii="Aptos" w:eastAsia="Arial" w:hAnsi="Aptos" w:cs="Aptos"/>
-          <w:sz w:val="24"/>
-          <w:szCs w:val="24"/>
-        </w:rPr>
-        <w:t>ü</w:t>
-      </w:r>
+        </w:rPr>
+        <w:t xml:space="preserve"> Das </w:t>
+      </w:r>
+      <w:proofErr w:type="gramStart"/>
       <w:r>
         <w:rPr>
           <w:rFonts w:eastAsia="Arial" w:cs="Arial"/>
-          <w:sz w:val="24"/>
-          <w:szCs w:val="24"/>
-        </w:rPr>
-        <w:t xml:space="preserve">ber </w:t>
-      </w:r>
-      <w:proofErr w:type="spellStart"/>
+        </w:rPr>
+        <w:t>GX Touch</w:t>
+      </w:r>
+      <w:proofErr w:type="gramEnd"/>
       <w:r>
         <w:rPr>
           <w:rFonts w:eastAsia="Arial" w:cs="Arial"/>
-          <w:sz w:val="24"/>
-          <w:szCs w:val="24"/>
-        </w:rPr>
-        <w:t>VE.Direct</w:t>
-      </w:r>
-      <w:proofErr w:type="spellEnd"/>
-      <w:r>
-        <w:rPr>
-          <w:rFonts w:eastAsia="Arial" w:cs="Arial"/>
-          <w:sz w:val="24"/>
-          <w:szCs w:val="24"/>
-        </w:rPr>
-        <w:t xml:space="preserve"> an den Cerbo GX. Der MultiPlus kommuniziert mit dem Cerbo GX </w:t>
-      </w:r>
-      <w:r>
-        <w:rPr>
-          <w:rFonts w:ascii="Aptos" w:eastAsia="Arial" w:hAnsi="Aptos" w:cs="Aptos"/>
-          <w:sz w:val="24"/>
-          <w:szCs w:val="24"/>
-        </w:rPr>
-        <w:t>ü</w:t>
-      </w:r>
-      <w:r>
-        <w:rPr>
-          <w:rFonts w:eastAsia="Arial" w:cs="Arial"/>
-          <w:sz w:val="24"/>
-          <w:szCs w:val="24"/>
-        </w:rPr>
-        <w:t xml:space="preserve">ber </w:t>
-      </w:r>
-      <w:proofErr w:type="spellStart"/>
-      <w:r>
-        <w:rPr>
-          <w:rFonts w:eastAsia="Arial" w:cs="Arial"/>
-          <w:sz w:val="24"/>
-          <w:szCs w:val="24"/>
-        </w:rPr>
-        <w:t>VE.Bus</w:t>
-      </w:r>
-      <w:proofErr w:type="spellEnd"/>
-      <w:r>
-        <w:rPr>
-          <w:rFonts w:eastAsia="Arial" w:cs="Arial"/>
-          <w:sz w:val="24"/>
-          <w:szCs w:val="24"/>
-        </w:rPr>
-        <w:t xml:space="preserve">. </w:t>
-      </w:r>
-      <w:r>
-        <w:rPr>
-          <w:rFonts w:eastAsia="Arial" w:cs="Arial"/>
-          <w:sz w:val="24"/>
-          <w:szCs w:val="24"/>
-        </w:rPr>
-        <w:t>Der Orion DC/DC-Wandler (U6) versorgt die angeschlossenen Verbraucher mit einer galvanisch getrennten 12-V-Spannung.</w:t>
-      </w:r>
-      <w:r>
-        <w:rPr>
-          <w:rFonts w:eastAsia="Arial" w:cs="Arial"/>
-          <w:sz w:val="24"/>
-          <w:szCs w:val="24"/>
-        </w:rPr>
-        <w:t xml:space="preserve"> Das </w:t>
-      </w:r>
-      <w:proofErr w:type="gramStart"/>
-      <w:r>
-        <w:rPr>
-          <w:rFonts w:eastAsia="Arial" w:cs="Arial"/>
-          <w:sz w:val="24"/>
-          <w:szCs w:val="24"/>
-        </w:rPr>
-        <w:t>GX Touch</w:t>
-      </w:r>
-      <w:proofErr w:type="gramEnd"/>
-      <w:r>
-        <w:rPr>
-          <w:rFonts w:eastAsia="Arial" w:cs="Arial"/>
-          <w:sz w:val="24"/>
-          <w:szCs w:val="24"/>
         </w:rPr>
         <w:t xml:space="preserve"> 50 Display (DISPLAY1) ist über RJ45 direkt am Cerbo GX angeschlossen.</w:t>
       </w:r>
@@ -16659,12 +16222,13 @@
           <w:bCs/>
           <w:i/>
           <w:iCs/>
+          <w:noProof/>
           <w:sz w:val="32"/>
           <w:szCs w:val="32"/>
         </w:rPr>
         <w:lastRenderedPageBreak/>
         <w:drawing>
-          <wp:anchor distT="0" distB="0" distL="114300" distR="114300" simplePos="0" relativeHeight="251666432" behindDoc="0" locked="0" layoutInCell="1" allowOverlap="1" wp14:anchorId="7515BEC1" wp14:editId="0C4473E2">
+          <wp:anchor distT="0" distB="0" distL="114300" distR="114300" simplePos="0" relativeHeight="251658239" behindDoc="0" locked="0" layoutInCell="1" allowOverlap="1" wp14:anchorId="7515BEC1" wp14:editId="444C6DAC">
             <wp:simplePos x="0" y="0"/>
             <wp:positionH relativeFrom="margin">
               <wp:posOffset>1144307</wp:posOffset>
@@ -16778,100 +16342,7 @@
                               <w:t xml:space="preserve">Abbildung </w:t>
                             </w:r>
                             <w:r>
-                              <w:fldChar w:fldCharType="begin"/>
-                            </w:r>
-                            <w:r>
-                              <w:instrText xml:space="preserve"> SEQ Abbildung \* ARABIC </w:instrText>
-                            </w:r>
-                            <w:r>
-                              <w:fldChar w:fldCharType="separate"/>
-                            </w:r>
-                            <w:r>
-                              <w:rPr>
-                                <w:noProof/>
-                              </w:rPr>
                               <w:t>2</w:t>
-                            </w:r>
-                            <w:r>
-                              <w:fldChar w:fldCharType="end"/>
-                            </w:r>
-                            <w:r>
-                              <w:t>: Schaltplan des hybriden 12-V-Energiesystems (</w:t>
-                            </w:r>
-                            <w:proofErr w:type="spellStart"/>
-                            <w:r>
-                              <w:t>KiCad</w:t>
-                            </w:r>
-                            <w:proofErr w:type="spellEnd"/>
-                            <w:r>
-                              <w:t>, eigene Darstellung)</w:t>
-                            </w:r>
-                          </w:p>
-                          <w:p/>
-                          <w:p>
-                            <w:pPr>
-                              <w:pStyle w:val="Beschriftung"/>
-                              <w:rPr>
-                                <w:rFonts w:cs="Arial"/>
-                                <w:sz w:val="22"/>
-                                <w:szCs w:val="22"/>
-                              </w:rPr>
-                            </w:pPr>
-                            <w:r>
-                              <w:t xml:space="preserve">Abbildung </w:t>
-                            </w:r>
-                            <w:r>
-                              <w:fldChar w:fldCharType="begin"/>
-                            </w:r>
-                            <w:r>
-                              <w:instrText xml:space="preserve"> SEQ Abbildung \* ARABIC </w:instrText>
-                            </w:r>
-                            <w:r>
-                              <w:fldChar w:fldCharType="separate"/>
-                            </w:r>
-                            <w:r>
-                              <w:rPr>
-                                <w:noProof/>
-                              </w:rPr>
-                              <w:t>3</w:t>
-                            </w:r>
-                            <w:r>
-                              <w:fldChar w:fldCharType="end"/>
-                            </w:r>
-                            <w:r>
-                              <w:t xml:space="preserve">: </w:t>
-                            </w:r>
-                            <w:r>
-                              <w:t xml:space="preserve">Systemschema des hybriden 12-V-Energiesystems (eigene </w:t>
-                            </w:r>
-                            <w:proofErr w:type="gramStart"/>
-                            <w:r>
-                              <w:t>Darstellung)</w:t>
-                            </w:r>
-                            <w:r>
-                              <w:t>Abbildung</w:t>
-                            </w:r>
-                            <w:proofErr w:type="gramEnd"/>
-                            <w:r>
-                              <w:t xml:space="preserve"> </w:t>
-                            </w:r>
-                            <w:r>
-                              <w:fldChar w:fldCharType="begin"/>
-                            </w:r>
-                            <w:r>
-                              <w:instrText xml:space="preserve"> SEQ Abbildung \* ARABIC </w:instrText>
-                            </w:r>
-                            <w:r>
-                              <w:fldChar w:fldCharType="separate"/>
-                            </w:r>
-                            <w:r>
-                              <w:rPr>
-                                <w:noProof/>
-                              </w:rPr>
-                              <w:t>2</w:t>
-                            </w:r>
-                            <w:r>
-                              <w:fldChar w:fldCharType="end"/>
                             </w:r>
                             <w:r>
                               <w:t>: Schaltplan des hybriden 12-V-Energiesystems (</w:t>
@@ -16919,100 +16390,7 @@
                         <w:t xml:space="preserve">Abbildung </w:t>
                       </w:r>
                       <w:r>
-                        <w:fldChar w:fldCharType="begin"/>
-                      </w:r>
-                      <w:r>
-                        <w:instrText xml:space="preserve"> SEQ Abbildung \* ARABIC </w:instrText>
-                      </w:r>
-                      <w:r>
-                        <w:fldChar w:fldCharType="separate"/>
-                      </w:r>
-                      <w:r>
-                        <w:rPr>
-                          <w:noProof/>
-                        </w:rPr>
                         <w:t>2</w:t>
-                      </w:r>
-                      <w:r>
-                        <w:fldChar w:fldCharType="end"/>
-                      </w:r>
-                      <w:r>
-                        <w:t>: Schaltplan des hybriden 12-V-Energiesystems (</w:t>
-                      </w:r>
-                      <w:proofErr w:type="spellStart"/>
-                      <w:r>
-                        <w:t>KiCad</w:t>
-                      </w:r>
-                      <w:proofErr w:type="spellEnd"/>
-                      <w:r>
-                        <w:t>, eigene Darstellung)</w:t>
-                      </w:r>
-                    </w:p>
-                    <w:p/>
-                    <w:p>
-                      <w:pPr>
-                        <w:pStyle w:val="Beschriftung"/>
-                        <w:rPr>
-                          <w:rFonts w:cs="Arial"/>
-                          <w:sz w:val="22"/>
-                          <w:szCs w:val="22"/>
-                        </w:rPr>
-                      </w:pPr>
-                      <w:r>
-                        <w:t xml:space="preserve">Abbildung </w:t>
-                      </w:r>
-                      <w:r>
-                        <w:fldChar w:fldCharType="begin"/>
-                      </w:r>
-                      <w:r>
-                        <w:instrText xml:space="preserve"> SEQ Abbildung \* ARABIC </w:instrText>
-                      </w:r>
-                      <w:r>
-                        <w:fldChar w:fldCharType="separate"/>
-                      </w:r>
-                      <w:r>
-                        <w:rPr>
-                          <w:noProof/>
-                        </w:rPr>
-                        <w:t>3</w:t>
-                      </w:r>
-                      <w:r>
-                        <w:fldChar w:fldCharType="end"/>
-                      </w:r>
-                      <w:r>
-                        <w:t xml:space="preserve">: </w:t>
-                      </w:r>
-                      <w:r>
-                        <w:t xml:space="preserve">Systemschema des hybriden 12-V-Energiesystems (eigene </w:t>
-                      </w:r>
-                      <w:proofErr w:type="gramStart"/>
-                      <w:r>
-                        <w:t>Darstellung)</w:t>
-                      </w:r>
-                      <w:r>
-                        <w:t>Abbildung</w:t>
-                      </w:r>
-                      <w:proofErr w:type="gramEnd"/>
-                      <w:r>
-                        <w:t xml:space="preserve"> </w:t>
-                      </w:r>
-                      <w:r>
-                        <w:fldChar w:fldCharType="begin"/>
-                      </w:r>
-                      <w:r>
-                        <w:instrText xml:space="preserve"> SEQ Abbildung \* ARABIC </w:instrText>
-                      </w:r>
-                      <w:r>
-                        <w:fldChar w:fldCharType="separate"/>
-                      </w:r>
-                      <w:r>
-                        <w:rPr>
-                          <w:noProof/>
-                        </w:rPr>
-                        <w:t>2</w:t>
-                      </w:r>
-                      <w:r>
-                        <w:fldChar w:fldCharType="end"/>
                       </w:r>
                       <w:r>
                         <w:t>: Schaltplan des hybriden 12-V-Energiesystems (</w:t>
@@ -17080,159 +16458,11 @@
       </w:pPr>
       <w:r>
         <w:rPr>
+          <w:rFonts w:cs="Arial"/>
           <w:noProof/>
         </w:rPr>
-        <mc:AlternateContent>
-          <mc:Choice Requires="wps">
-            <w:drawing>
-              <wp:anchor distT="0" distB="0" distL="114300" distR="114300" simplePos="0" relativeHeight="251669504" behindDoc="0" locked="0" layoutInCell="1" allowOverlap="1" wp14:anchorId="45F57009" wp14:editId="6712928D">
-                <wp:simplePos x="0" y="0"/>
-                <wp:positionH relativeFrom="column">
-                  <wp:posOffset>376555</wp:posOffset>
-                </wp:positionH>
-                <wp:positionV relativeFrom="paragraph">
-                  <wp:posOffset>4569884</wp:posOffset>
-                </wp:positionV>
-                <wp:extent cx="4302760" cy="635"/>
-                <wp:effectExtent l="0" t="0" r="2540" b="0"/>
-                <wp:wrapTopAndBottom/>
-                <wp:docPr id="1869527557" name="Textfeld 1"/>
-                <wp:cNvGraphicFramePr/>
-                <a:graphic xmlns:a="http://schemas.openxmlformats.org/drawingml/2006/main">
-                  <a:graphicData uri="http://schemas.microsoft.com/office/word/2010/wordprocessingShape">
-                    <wps:wsp>
-                      <wps:cNvSpPr txBox="1"/>
-                      <wps:spPr>
-                        <a:xfrm>
-                          <a:off x="0" y="0"/>
-                          <a:ext cx="4302760" cy="635"/>
-                        </a:xfrm>
-                        <a:prstGeom prst="rect">
-                          <a:avLst/>
-                        </a:prstGeom>
-                        <a:solidFill>
-                          <a:prstClr val="white"/>
-                        </a:solidFill>
-                        <a:ln>
-                          <a:noFill/>
-                        </a:ln>
-                      </wps:spPr>
-                      <wps:txbx>
-                        <w:txbxContent>
-                          <w:p>
-                            <w:pPr>
-                              <w:pStyle w:val="Beschriftung"/>
-                              <w:rPr>
-                                <w:rFonts w:cs="Arial"/>
-                                <w:sz w:val="22"/>
-                                <w:szCs w:val="22"/>
-                              </w:rPr>
-                            </w:pPr>
-                            <w:bookmarkStart w:id="40" w:name="_Toc222766088"/>
-                            <w:r>
-                              <w:t xml:space="preserve">Abbildung </w:t>
-                            </w:r>
-                            <w:r>
-                              <w:fldChar w:fldCharType="begin"/>
-                            </w:r>
-                            <w:r>
-                              <w:instrText xml:space="preserve"> SEQ Abbildung \* ARABIC </w:instrText>
-                            </w:r>
-                            <w:r>
-                              <w:fldChar w:fldCharType="separate"/>
-                            </w:r>
-                            <w:r>
-                              <w:rPr>
-                                <w:noProof/>
-                              </w:rPr>
-                              <w:t>3</w:t>
-                            </w:r>
-                            <w:r>
-                              <w:fldChar w:fldCharType="end"/>
-                            </w:r>
-                            <w:r>
-                              <w:t xml:space="preserve">: </w:t>
-                            </w:r>
-                            <w:r>
-                              <w:t>Systemschema des hybriden 12-V-Energiesystems (eigene Darstellung)</w:t>
-                            </w:r>
-                            <w:bookmarkEnd w:id="40"/>
-                          </w:p>
-                        </w:txbxContent>
-                      </wps:txbx>
-                      <wps:bodyPr rot="0" spcFirstLastPara="0" vertOverflow="overflow" horzOverflow="overflow" vert="horz" wrap="square" lIns="0" tIns="0" rIns="0" bIns="0" numCol="1" spcCol="0" rtlCol="0" fromWordArt="0" anchor="t" anchorCtr="0" forceAA="0" compatLnSpc="1">
-                        <a:prstTxWarp prst="textNoShape">
-                          <a:avLst/>
-                        </a:prstTxWarp>
-                        <a:spAutoFit/>
-                      </wps:bodyPr>
-                    </wps:wsp>
-                  </a:graphicData>
-                </a:graphic>
-                <wp14:sizeRelH relativeFrom="margin">
-                  <wp14:pctWidth>0</wp14:pctWidth>
-                </wp14:sizeRelH>
-              </wp:anchor>
-            </w:drawing>
-          </mc:Choice>
-          <mc:Fallback>
-            <w:pict>
-              <v:shape w14:anchorId="45F57009" id="_x0000_s1028" type="#_x0000_t202" style="position:absolute;left:0;text-align:left;margin-left:29.65pt;margin-top:359.85pt;width:338.8pt;height:.05pt;z-index:251669504;visibility:visible;mso-wrap-style:square;mso-width-percent:0;mso-wrap-distance-left:9pt;mso-wrap-distance-top:0;mso-wrap-distance-right:9pt;mso-wrap-distance-bottom:0;mso-position-horizontal:absolute;mso-position-horizontal-relative:text;mso-position-vertical:absolute;mso-position-vertical-relative:text;mso-width-percent:0;mso-width-relative:margin;v-text-anchor:top" o:gfxdata="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" stroked="f">
-                <v:textbox style="mso-fit-shape-to-text:t" inset="0,0,0,0">
-                  <w:txbxContent>
-                    <w:p>
-                      <w:pPr>
-                        <w:pStyle w:val="Beschriftung"/>
-                        <w:rPr>
-                          <w:rFonts w:cs="Arial"/>
-                          <w:sz w:val="22"/>
-                          <w:szCs w:val="22"/>
-                        </w:rPr>
-                      </w:pPr>
-                      <w:bookmarkStart w:id="41" w:name="_Toc222766088"/>
-                      <w:r>
-                        <w:t xml:space="preserve">Abbildung </w:t>
-                      </w:r>
-                      <w:r>
-                        <w:fldChar w:fldCharType="begin"/>
-                      </w:r>
-                      <w:r>
-                        <w:instrText xml:space="preserve"> SEQ Abbildung \* ARABIC </w:instrText>
-                      </w:r>
-                      <w:r>
-                        <w:fldChar w:fldCharType="separate"/>
-                      </w:r>
-                      <w:r>
-                        <w:rPr>
-                          <w:noProof/>
-                        </w:rPr>
-                        <w:t>3</w:t>
-                      </w:r>
-                      <w:r>
-                        <w:fldChar w:fldCharType="end"/>
-                      </w:r>
-                      <w:r>
-                        <w:t xml:space="preserve">: </w:t>
-                      </w:r>
-                      <w:r>
-                        <w:t>Systemschema des hybriden 12-V-Energiesystems (eigene Darstellung)</w:t>
-                      </w:r>
-                      <w:bookmarkEnd w:id="41"/>
-                    </w:p>
-                  </w:txbxContent>
-                </v:textbox>
-                <w10:wrap type="topAndBottom"/>
-              </v:shape>
-            </w:pict>
-          </mc:Fallback>
-        </mc:AlternateContent>
-      </w:r>
-      <w:r>
-        <w:rPr>
-          <w:rFonts w:cs="Arial"/>
-        </w:rPr>
         <w:drawing>
-          <wp:anchor distT="0" distB="0" distL="114300" distR="114300" simplePos="0" relativeHeight="251667456" behindDoc="0" locked="0" layoutInCell="1" allowOverlap="1" wp14:anchorId="35EEB9A4" wp14:editId="3CAD009F">
+          <wp:anchor distT="0" distB="0" distL="114300" distR="114300" simplePos="0" relativeHeight="251667456" behindDoc="0" locked="0" layoutInCell="1" allowOverlap="1" wp14:anchorId="35EEB9A4" wp14:editId="6A094EF8">
             <wp:simplePos x="0" y="0"/>
             <wp:positionH relativeFrom="column">
               <wp:posOffset>-593090</wp:posOffset>
@@ -17296,6 +16526,125 @@
           <w:rFonts w:cs="Arial"/>
         </w:rPr>
       </w:pPr>
+      <w:r>
+        <w:rPr>
+          <w:noProof/>
+        </w:rPr>
+        <mc:AlternateContent>
+          <mc:Choice Requires="wps">
+            <w:drawing>
+              <wp:anchor distT="0" distB="0" distL="114300" distR="114300" simplePos="0" relativeHeight="251669504" behindDoc="0" locked="0" layoutInCell="1" allowOverlap="1" wp14:anchorId="45F57009" wp14:editId="3D7AD76C">
+                <wp:simplePos x="0" y="0"/>
+                <wp:positionH relativeFrom="column">
+                  <wp:posOffset>395605</wp:posOffset>
+                </wp:positionH>
+                <wp:positionV relativeFrom="paragraph">
+                  <wp:posOffset>4511040</wp:posOffset>
+                </wp:positionV>
+                <wp:extent cx="4302760" cy="635"/>
+                <wp:effectExtent l="0" t="0" r="2540" b="0"/>
+                <wp:wrapTopAndBottom/>
+                <wp:docPr id="1869527557" name="Textfeld 1"/>
+                <wp:cNvGraphicFramePr/>
+                <a:graphic xmlns:a="http://schemas.openxmlformats.org/drawingml/2006/main">
+                  <a:graphicData uri="http://schemas.microsoft.com/office/word/2010/wordprocessingShape">
+                    <wps:wsp>
+                      <wps:cNvSpPr txBox="1"/>
+                      <wps:spPr>
+                        <a:xfrm>
+                          <a:off x="0" y="0"/>
+                          <a:ext cx="4302760" cy="635"/>
+                        </a:xfrm>
+                        <a:prstGeom prst="rect">
+                          <a:avLst/>
+                        </a:prstGeom>
+                        <a:solidFill>
+                          <a:prstClr val="white"/>
+                        </a:solidFill>
+                        <a:ln>
+                          <a:noFill/>
+                        </a:ln>
+                      </wps:spPr>
+                      <wps:txbx>
+                        <w:txbxContent>
+                          <w:p>
+                            <w:pPr>
+                              <w:pStyle w:val="Beschriftung"/>
+                              <w:rPr>
+                                <w:rFonts w:cs="Arial"/>
+                                <w:sz w:val="22"/>
+                                <w:szCs w:val="22"/>
+                              </w:rPr>
+                            </w:pPr>
+                            <w:bookmarkStart w:id="40" w:name="_Toc222766088"/>
+                            <w:r>
+                              <w:t xml:space="preserve">Abbildung </w:t>
+                            </w:r>
+                            <w:r>
+                              <w:t>3</w:t>
+                            </w:r>
+                            <w:r>
+                              <w:t xml:space="preserve">: </w:t>
+                            </w:r>
+                            <w:r>
+                              <w:t>Systemschema des hybriden 12-V-Energiesystems (eigene Darstellung)</w:t>
+                            </w:r>
+                            <w:bookmarkEnd w:id="40"/>
+                          </w:p>
+                        </w:txbxContent>
+                      </wps:txbx>
+                      <wps:bodyPr rot="0" spcFirstLastPara="0" vertOverflow="overflow" horzOverflow="overflow" vert="horz" wrap="square" lIns="0" tIns="0" rIns="0" bIns="0" numCol="1" spcCol="0" rtlCol="0" fromWordArt="0" anchor="t" anchorCtr="0" forceAA="0" compatLnSpc="1">
+                        <a:prstTxWarp prst="textNoShape">
+                          <a:avLst/>
+                        </a:prstTxWarp>
+                        <a:spAutoFit/>
+                      </wps:bodyPr>
+                    </wps:wsp>
+                  </a:graphicData>
+                </a:graphic>
+                <wp14:sizeRelH relativeFrom="margin">
+                  <wp14:pctWidth>0</wp14:pctWidth>
+                </wp14:sizeRelH>
+              </wp:anchor>
+            </w:drawing>
+          </mc:Choice>
+          <mc:Fallback>
+            <w:pict>
+              <v:shape w14:anchorId="45F57009" id="_x0000_s1028" type="#_x0000_t202" style="position:absolute;left:0;text-align:left;margin-left:31.15pt;margin-top:355.2pt;width:338.8pt;height:.05pt;z-index:251669504;visibility:visible;mso-wrap-style:square;mso-width-percent:0;mso-wrap-distance-left:9pt;mso-wrap-distance-top:0;mso-wrap-distance-right:9pt;mso-wrap-distance-bottom:0;mso-position-horizontal:absolute;mso-position-horizontal-relative:text;mso-position-vertical:absolute;mso-position-vertical-relative:text;mso-width-percent:0;mso-width-relative:margin;v-text-anchor:top" o:gfxdata="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" stroked="f">
+                <v:textbox style="mso-fit-shape-to-text:t" inset="0,0,0,0">
+                  <w:txbxContent>
+                    <w:p>
+                      <w:pPr>
+                        <w:pStyle w:val="Beschriftung"/>
+                        <w:rPr>
+                          <w:rFonts w:cs="Arial"/>
+                          <w:sz w:val="22"/>
+                          <w:szCs w:val="22"/>
+                        </w:rPr>
+                      </w:pPr>
+                      <w:bookmarkStart w:id="41" w:name="_Toc222766088"/>
+                      <w:r>
+                        <w:t xml:space="preserve">Abbildung </w:t>
+                      </w:r>
+                      <w:r>
+                        <w:t>3</w:t>
+                      </w:r>
+                      <w:r>
+                        <w:t xml:space="preserve">: </w:t>
+                      </w:r>
+                      <w:r>
+                        <w:t>Systemschema des hybriden 12-V-Energiesystems (eigene Darstellung)</w:t>
+                      </w:r>
+                      <w:bookmarkEnd w:id="41"/>
+                    </w:p>
+                  </w:txbxContent>
+                </v:textbox>
+                <w10:wrap type="topAndBottom"/>
+              </v:shape>
+            </w:pict>
+          </mc:Fallback>
+        </mc:AlternateContent>
+      </w:r>
     </w:p>
     <w:p>
       <w:pPr>
@@ -18612,7 +17961,7 @@
             <w:noProof/>
             <w:webHidden/>
           </w:rPr>
-          <w:t>14</w:t>
+          <w:t>13</w:t>
         </w:r>
         <w:r>
           <w:rPr>
@@ -21146,6 +20495,7 @@
   <w:style w:type="character" w:default="1" w:styleId="Absatz-Standardschriftart">
     <w:name w:val="Default Paragraph Font"/>
     <w:uiPriority w:val="1"/>
+    <w:semiHidden/>
     <w:unhideWhenUsed/>
   </w:style>
   <w:style w:type="table" w:default="1" w:styleId="NormaleTabelle">

--- a/Diplomarbeit/5_Schreiben/0.0_DA.docx
+++ b/Diplomarbeit/5_Schreiben/0.0_DA.docx
@@ -3133,11 +3133,26 @@
     </w:p>
     <w:p>
       <w:pPr>
+        <w:ind w:left="708"/>
+        <w:jc w:val="both"/>
+        <w:rPr>
+          <w:rFonts w:cs="Arial"/>
+        </w:rPr>
+      </w:pPr>
+      <w:r>
+        <w:rPr>
+          <w:rFonts w:cs="Arial"/>
+        </w:rPr>
+        <w:lastRenderedPageBreak/>
+        <w:t>Im Vergleich zur ursprünglich eingereichten Aufgabenstellung, die eine rein autarke Insellösung vorsah, wurde im Zuge der Planung ein Hybridsystem mit Netzanschluss gewählt. Der Grund dafür war, dass eine reine Insellösung bei mehreren aufeinanderfolgenden bewölkten Tagen im Winter nicht ausreichend Energie liefern kann, wie die Worst-Case-Betrachtung in Kapitel 4.3.3 zeigt. Das Hybridsystem stellt daher keine Abkehr vom ursprünglichen Ziel dar, sondern eine sinnvolle Anpassung auf Basis der Erkenntnisse aus der Systemplanung.</w:t>
+      </w:r>
+    </w:p>
+    <w:p>
+      <w:pPr>
         <w:pStyle w:val="berschrift2"/>
       </w:pPr>
       <w:bookmarkStart w:id="1" w:name="_Toc222767593"/>
       <w:r>
-        <w:lastRenderedPageBreak/>
         <w:t>4.1.</w:t>
       </w:r>
       <w:r>
@@ -4015,21 +4030,7 @@
         <w:rPr>
           <w:rFonts w:cs="Arial"/>
         </w:rPr>
-        <w:t xml:space="preserve">Dabei zeigt sich, dass es einen optimalen Arbeitspunkt gibt, an dem die </w:t>
-      </w:r>
-      <w:proofErr w:type="gramStart"/>
-      <w:r>
-        <w:rPr>
-          <w:rFonts w:cs="Arial"/>
-        </w:rPr>
-        <w:t>erzeugte</w:t>
-      </w:r>
-      <w:proofErr w:type="gramEnd"/>
-      <w:r>
-        <w:rPr>
-          <w:rFonts w:cs="Arial"/>
-        </w:rPr>
-        <w:t xml:space="preserve"> elektrische Leistung maximal ist</w:t>
+        <w:t>Dabei zeigt sich, dass es einen optimalen Arbeitspunkt gibt, an dem die erzeugte elektrische Leistung maximal ist</w:t>
       </w:r>
       <w:r>
         <w:rPr>
@@ -11608,21 +11609,7 @@
         <w:rPr>
           <w:rFonts w:cs="Arial"/>
         </w:rPr>
-        <w:t xml:space="preserve">. Die lokale Visualisierung erfolgt über den </w:t>
-      </w:r>
-      <w:proofErr w:type="gramStart"/>
-      <w:r>
-        <w:rPr>
-          <w:rFonts w:cs="Arial"/>
-        </w:rPr>
-        <w:t>GX Touch</w:t>
-      </w:r>
-      <w:proofErr w:type="gramEnd"/>
-      <w:r>
-        <w:rPr>
-          <w:rFonts w:cs="Arial"/>
-        </w:rPr>
-        <w:t xml:space="preserve"> 50.</w:t>
+        <w:t>. Die lokale Visualisierung erfolgt über den GX Touch 50.</w:t>
       </w:r>
     </w:p>
     <w:p>
@@ -16164,21 +16151,7 @@
         <w:rPr>
           <w:rFonts w:eastAsia="Arial" w:cs="Arial"/>
         </w:rPr>
-        <w:t xml:space="preserve"> Das </w:t>
-      </w:r>
-      <w:proofErr w:type="gramStart"/>
-      <w:r>
-        <w:rPr>
-          <w:rFonts w:eastAsia="Arial" w:cs="Arial"/>
-        </w:rPr>
-        <w:t>GX Touch</w:t>
-      </w:r>
-      <w:proofErr w:type="gramEnd"/>
-      <w:r>
-        <w:rPr>
-          <w:rFonts w:eastAsia="Arial" w:cs="Arial"/>
-        </w:rPr>
-        <w:t xml:space="preserve"> 50 Display (DISPLAY1) ist über RJ45 direkt am Cerbo GX angeschlossen.</w:t>
+        <w:t xml:space="preserve"> Das GX Touch 50 Display (DISPLAY1) ist über RJ45 direkt am Cerbo GX angeschlossen.</w:t>
       </w:r>
     </w:p>
     <w:p>
@@ -20495,7 +20468,6 @@
   <w:style w:type="character" w:default="1" w:styleId="Absatz-Standardschriftart">
     <w:name w:val="Default Paragraph Font"/>
     <w:uiPriority w:val="1"/>
-    <w:semiHidden/>
     <w:unhideWhenUsed/>
   </w:style>
   <w:style w:type="table" w:default="1" w:styleId="NormaleTabelle">

--- a/Diplomarbeit/5_Schreiben/0.0_DA.docx
+++ b/Diplomarbeit/5_Schreiben/0.0_DA.docx
@@ -4030,7 +4030,21 @@
         <w:rPr>
           <w:rFonts w:cs="Arial"/>
         </w:rPr>
-        <w:t>Dabei zeigt sich, dass es einen optimalen Arbeitspunkt gibt, an dem die erzeugte elektrische Leistung maximal ist</w:t>
+        <w:t xml:space="preserve">Dabei zeigt sich, dass es einen optimalen Arbeitspunkt gibt, an dem die </w:t>
+      </w:r>
+      <w:proofErr w:type="gramStart"/>
+      <w:r>
+        <w:rPr>
+          <w:rFonts w:cs="Arial"/>
+        </w:rPr>
+        <w:t>erzeugte</w:t>
+      </w:r>
+      <w:proofErr w:type="gramEnd"/>
+      <w:r>
+        <w:rPr>
+          <w:rFonts w:cs="Arial"/>
+        </w:rPr>
+        <w:t xml:space="preserve"> elektrische Leistung maximal ist</w:t>
       </w:r>
       <w:r>
         <w:rPr>
@@ -4938,25 +4952,52 @@
         <w:jc w:val="both"/>
         <w:rPr>
           <w:rFonts w:cs="Arial"/>
-        </w:rPr>
-      </w:pPr>
-      <w:r>
-        <w:rPr>
-          <w:rFonts w:cs="Arial"/>
-        </w:rPr>
-        <w:t>Victron Cerbo GX: 3–5</w:t>
-      </w:r>
-      <w:r>
-        <w:rPr>
-          <w:rFonts w:cs="Arial"/>
-        </w:rPr>
-        <w:t> </w:t>
-      </w:r>
-      <w:r>
-        <w:rPr>
-          <w:rFonts w:cs="Arial"/>
-        </w:rPr>
-        <w:t xml:space="preserve">W </w:t>
+          <w:lang w:val="en-GB"/>
+        </w:rPr>
+      </w:pPr>
+      <w:r>
+        <w:rPr>
+          <w:rFonts w:cs="Arial"/>
+          <w:lang w:val="en-GB"/>
+        </w:rPr>
+        <w:t>Victron Cerbo GX</w:t>
+      </w:r>
+      <w:r>
+        <w:rPr>
+          <w:rFonts w:cs="Arial"/>
+          <w:lang w:val="en-GB"/>
+        </w:rPr>
+        <w:t xml:space="preserve"> </w:t>
+      </w:r>
+      <w:proofErr w:type="spellStart"/>
+      <w:r>
+        <w:rPr>
+          <w:rFonts w:cs="Arial"/>
+          <w:lang w:val="en-GB"/>
+        </w:rPr>
+        <w:t>mit</w:t>
+      </w:r>
+      <w:proofErr w:type="spellEnd"/>
+      <w:r>
+        <w:rPr>
+          <w:rFonts w:cs="Arial"/>
+          <w:lang w:val="en-GB"/>
+        </w:rPr>
+        <w:t xml:space="preserve"> GX To</w:t>
+      </w:r>
+      <w:r>
+        <w:rPr>
+          <w:rFonts w:cs="Arial"/>
+          <w:lang w:val="en-GB"/>
+        </w:rPr>
+        <w:t>uch 50</w:t>
+      </w:r>
+      <w:r>
+        <w:rPr>
+          <w:rFonts w:cs="Arial"/>
+          <w:lang w:val="en-GB"/>
+        </w:rPr>
+        <w:t xml:space="preserve">: 3–5 W </w:t>
       </w:r>
       <w:r>
         <w:rPr>
@@ -4967,6 +5008,7 @@
       <w:r>
         <w:rPr>
           <w:rFonts w:cs="Arial"/>
+          <w:lang w:val="en-GB"/>
         </w:rPr>
         <w:instrText xml:space="preserve"> ADDIN ZOTERO_ITEM CSL_CITATION {"citationID":"p7K7m0Z4","properties":{"formattedCitation":"[7]","plainCitation":"[7]","noteIndex":0},"citationItems":[{"id":35,"uris":["http://zotero.org/groups/6046789/items/HW6FM4TS"],"itemData":{"id":35,"type":"document","title":"Datasheet-Cerbo-GX-GX-Touch-DE.pdf","URL":"https://www.victronenergy.de/upload/documents/Datasheet-Cerbo-GX-GX-Touch-DE.pdf","accessed":{"date-parts":[["2026",2,16]]}}}],"schema":"https://github.com/citation-style-language/schema/raw/master/csl-citation.json"} </w:instrText>
       </w:r>
@@ -4979,6 +5021,7 @@
       <w:r>
         <w:rPr>
           <w:rFonts w:ascii="Aptos" w:hAnsi="Aptos"/>
+          <w:lang w:val="en-GB"/>
         </w:rPr>
         <w:t>[7]</w:t>
       </w:r>
@@ -5010,13 +5053,27 @@
           <w:rFonts w:cs="Arial"/>
           <w:lang w:val="en-GB"/>
         </w:rPr>
-        <w:t>GX Touch 50 Display: 2</w:t>
+        <w:t xml:space="preserve">Victron SmartShunt 500 A: &lt; </w:t>
       </w:r>
       <w:r>
         <w:rPr>
           <w:rFonts w:cs="Arial"/>
           <w:lang w:val="en-GB"/>
         </w:rPr>
+        <w:t>0,</w:t>
+      </w:r>
+      <w:r>
+        <w:rPr>
+          <w:rFonts w:cs="Arial"/>
+          <w:lang w:val="en-GB"/>
+        </w:rPr>
+        <w:t>1</w:t>
+      </w:r>
+      <w:r>
+        <w:rPr>
+          <w:rFonts w:cs="Arial"/>
+          <w:lang w:val="en-GB"/>
+        </w:rPr>
         <w:t> </w:t>
       </w:r>
       <w:r>
@@ -5037,7 +5094,7 @@
           <w:rFonts w:cs="Arial"/>
           <w:lang w:val="en-GB"/>
         </w:rPr>
-        <w:instrText xml:space="preserve"> ADDIN ZOTERO_ITEM CSL_CITATION {"citationID":"NfUlroJJ","properties":{"formattedCitation":"[7]","plainCitation":"[7]","noteIndex":0},"citationItems":[{"id":35,"uris":["http://zotero.org/groups/6046789/items/HW6FM4TS"],"itemData":{"id":35,"type":"document","title":"Datasheet-Cerbo-GX-GX-Touch-DE.pdf","URL":"https://www.victronenergy.de/upload/documents/Datasheet-Cerbo-GX-GX-Touch-DE.pdf","accessed":{"date-parts":[["2026",2,16]]}}}],"schema":"https://github.com/citation-style-language/schema/raw/master/csl-citation.json"} </w:instrText>
+        <w:instrText xml:space="preserve"> ADDIN ZOTERO_ITEM CSL_CITATION {"citationID":"EFfSTLtw","properties":{"formattedCitation":"[8]","plainCitation":"[8]","noteIndex":0},"citationItems":[{"id":34,"uris":["http://zotero.org/groups/6046789/items/4A8RXW9A"],"itemData":{"id":34,"type":"document","title":"Datasheet-SmartShunt-DE.pdf","URL":"https://www.victronenergy.de/upload/documents/Datasheet-SmartShunt-DE.pdf","accessed":{"date-parts":[["2026",2,16]]}}}],"schema":"https://github.com/citation-style-language/schema/raw/master/csl-citation.json"} </w:instrText>
       </w:r>
       <w:r>
         <w:rPr>
@@ -5048,9 +5105,8 @@
       <w:r>
         <w:rPr>
           <w:rFonts w:ascii="Aptos" w:hAnsi="Aptos"/>
-          <w:lang w:val="en-GB"/>
-        </w:rPr>
-        <w:t>[7]</w:t>
+        </w:rPr>
+        <w:t>[8]</w:t>
       </w:r>
       <w:r>
         <w:rPr>
@@ -5080,7 +5136,7 @@
           <w:rFonts w:cs="Arial"/>
           <w:lang w:val="en-GB"/>
         </w:rPr>
-        <w:t>Victron SmartShunt 500 A: &lt; 1</w:t>
+        <w:t>Victron MultiPlus Standby: 8</w:t>
       </w:r>
       <w:r>
         <w:rPr>
@@ -5107,7 +5163,7 @@
           <w:rFonts w:cs="Arial"/>
           <w:lang w:val="en-GB"/>
         </w:rPr>
-        <w:instrText xml:space="preserve"> ADDIN ZOTERO_ITEM CSL_CITATION {"citationID":"EFfSTLtw","properties":{"formattedCitation":"[8]","plainCitation":"[8]","noteIndex":0},"citationItems":[{"id":34,"uris":["http://zotero.org/groups/6046789/items/4A8RXW9A"],"itemData":{"id":34,"type":"document","title":"Datasheet-SmartShunt-DE.pdf","URL":"https://www.victronenergy.de/upload/documents/Datasheet-SmartShunt-DE.pdf","accessed":{"date-parts":[["2026",2,16]]}}}],"schema":"https://github.com/citation-style-language/schema/raw/master/csl-citation.json"} </w:instrText>
+        <w:instrText xml:space="preserve"> ADDIN ZOTERO_ITEM CSL_CITATION {"citationID":"oFQUg8t3","properties":{"formattedCitation":"[9]","plainCitation":"[9]","noteIndex":0},"citationItems":[{"id":33,"uris":["http://zotero.org/groups/6046789/items/B2JDHQZG"],"itemData":{"id":33,"type":"document","title":"Datasheet-MultiPlus-inverter-charger-800VA-5kVA-DE.pdf","URL":"https://www.victronenergy.com/upload/documents/Datasheet-MultiPlus-inverter-charger-800VA-5kVA-DE.pdf","accessed":{"date-parts":[["2026",2,16]]}}}],"schema":"https://github.com/citation-style-language/schema/raw/master/csl-citation.json"} </w:instrText>
       </w:r>
       <w:r>
         <w:rPr>
@@ -5119,13 +5175,138 @@
         <w:rPr>
           <w:rFonts w:ascii="Aptos" w:hAnsi="Aptos"/>
         </w:rPr>
-        <w:t>[8]</w:t>
+        <w:t>[9]</w:t>
       </w:r>
       <w:r>
         <w:rPr>
           <w:rFonts w:cs="Arial"/>
         </w:rPr>
         <w:fldChar w:fldCharType="end"/>
+      </w:r>
+    </w:p>
+    <w:p>
+      <w:pPr>
+        <w:numPr>
+          <w:ilvl w:val="0"/>
+          <w:numId w:val="6"/>
+        </w:numPr>
+        <w:tabs>
+          <w:tab w:val="num" w:pos="720"/>
+        </w:tabs>
+        <w:spacing w:after="240"/>
+        <w:jc w:val="both"/>
+        <w:rPr>
+          <w:rFonts w:cs="Arial"/>
+        </w:rPr>
+      </w:pPr>
+      <w:r>
+        <w:rPr>
+          <w:rFonts w:cs="Arial"/>
+        </w:rPr>
+        <w:t>ESP32 Mikrocontroller und Sensoren: ca. 3–5</w:t>
+      </w:r>
+      <w:r>
+        <w:rPr>
+          <w:rFonts w:cs="Arial"/>
+        </w:rPr>
+        <w:t> </w:t>
+      </w:r>
+      <w:r>
+        <w:rPr>
+          <w:rFonts w:cs="Arial"/>
+        </w:rPr>
+        <w:t>W</w:t>
+      </w:r>
+    </w:p>
+    <w:p>
+      <w:pPr>
+        <w:ind w:left="708"/>
+        <w:jc w:val="both"/>
+        <w:rPr>
+          <w:rFonts w:cs="Arial"/>
+        </w:rPr>
+      </w:pPr>
+      <w:r>
+        <w:rPr>
+          <w:rFonts w:cs="Arial"/>
+        </w:rPr>
+        <w:t>Der kontinuierliche Grundverbrauch beträgt somit etwa 1</w:t>
+      </w:r>
+      <w:r>
+        <w:rPr>
+          <w:rFonts w:cs="Arial"/>
+        </w:rPr>
+        <w:t>4</w:t>
+      </w:r>
+      <w:r>
+        <w:rPr>
+          <w:rFonts w:cs="Arial"/>
+        </w:rPr>
+        <w:t>–</w:t>
+      </w:r>
+      <w:r>
+        <w:rPr>
+          <w:rFonts w:cs="Arial"/>
+        </w:rPr>
+        <w:t>18</w:t>
+      </w:r>
+      <w:r>
+        <w:rPr>
+          <w:rFonts w:cs="Arial"/>
+        </w:rPr>
+        <w:t> </w:t>
+      </w:r>
+      <w:r>
+        <w:rPr>
+          <w:rFonts w:cs="Arial"/>
+        </w:rPr>
+        <w:t xml:space="preserve">W, was einem Tagesverbrauch von ca. </w:t>
+      </w:r>
+      <w:r>
+        <w:rPr>
+          <w:rFonts w:cs="Arial"/>
+        </w:rPr>
+        <w:t>336</w:t>
+      </w:r>
+      <w:r>
+        <w:rPr>
+          <w:rFonts w:cs="Arial"/>
+        </w:rPr>
+        <w:t>–</w:t>
+      </w:r>
+      <w:r>
+        <w:rPr>
+          <w:rFonts w:cs="Arial"/>
+        </w:rPr>
+        <w:t>432</w:t>
+      </w:r>
+      <w:r>
+        <w:rPr>
+          <w:rFonts w:cs="Arial"/>
+        </w:rPr>
+        <w:t> </w:t>
+      </w:r>
+      <w:r>
+        <w:rPr>
+          <w:rFonts w:cs="Arial"/>
+        </w:rPr>
+        <w:t>Wh entspricht.</w:t>
+      </w:r>
+    </w:p>
+    <w:p>
+      <w:pPr>
+        <w:spacing w:after="120"/>
+        <w:ind w:left="708"/>
+        <w:jc w:val="both"/>
+        <w:rPr>
+          <w:rFonts w:cs="Arial"/>
+        </w:rPr>
+      </w:pPr>
+      <w:r>
+        <w:rPr>
+          <w:rFonts w:cs="Arial"/>
+        </w:rPr>
+        <w:t>Variable Verbraucher:</w:t>
       </w:r>
     </w:p>
     <w:p>
@@ -5141,60 +5322,118 @@
         <w:jc w:val="both"/>
         <w:rPr>
           <w:rFonts w:cs="Arial"/>
-          <w:lang w:val="en-GB"/>
-        </w:rPr>
-      </w:pPr>
-      <w:r>
-        <w:rPr>
-          <w:rFonts w:cs="Arial"/>
-          <w:lang w:val="en-GB"/>
-        </w:rPr>
-        <w:t>Victron MultiPlus Standby: 8</w:t>
-      </w:r>
-      <w:r>
-        <w:rPr>
-          <w:rFonts w:cs="Arial"/>
-          <w:lang w:val="en-GB"/>
+        </w:rPr>
+      </w:pPr>
+      <w:r>
+        <w:rPr>
+          <w:rFonts w:cs="Arial"/>
+        </w:rPr>
+        <w:lastRenderedPageBreak/>
+        <w:t>Bewässerungspumpen: 3× ca. 0,6</w:t>
+      </w:r>
+      <w:r>
+        <w:rPr>
+          <w:rFonts w:cs="Arial"/>
         </w:rPr>
         <w:t> </w:t>
       </w:r>
       <w:r>
         <w:rPr>
           <w:rFonts w:cs="Arial"/>
-          <w:lang w:val="en-GB"/>
-        </w:rPr>
-        <w:t xml:space="preserve">W </w:t>
-      </w:r>
-      <w:r>
-        <w:rPr>
-          <w:rFonts w:cs="Arial"/>
-        </w:rPr>
-        <w:fldChar w:fldCharType="begin"/>
-      </w:r>
-      <w:r>
-        <w:rPr>
-          <w:rFonts w:cs="Arial"/>
-          <w:lang w:val="en-GB"/>
-        </w:rPr>
-        <w:instrText xml:space="preserve"> ADDIN ZOTERO_ITEM CSL_CITATION {"citationID":"oFQUg8t3","properties":{"formattedCitation":"[9]","plainCitation":"[9]","noteIndex":0},"citationItems":[{"id":33,"uris":["http://zotero.org/groups/6046789/items/B2JDHQZG"],"itemData":{"id":33,"type":"document","title":"Datasheet-MultiPlus-inverter-charger-800VA-5kVA-DE.pdf","URL":"https://www.victronenergy.com/upload/documents/Datasheet-MultiPlus-inverter-charger-800VA-5kVA-DE.pdf","accessed":{"date-parts":[["2026",2,16]]}}}],"schema":"https://github.com/citation-style-language/schema/raw/master/csl-citation.json"} </w:instrText>
-      </w:r>
-      <w:r>
-        <w:rPr>
-          <w:rFonts w:cs="Arial"/>
-        </w:rPr>
-        <w:fldChar w:fldCharType="separate"/>
-      </w:r>
-      <w:r>
-        <w:rPr>
-          <w:rFonts w:ascii="Aptos" w:hAnsi="Aptos"/>
-        </w:rPr>
-        <w:t>[9]</w:t>
-      </w:r>
-      <w:r>
-        <w:rPr>
-          <w:rFonts w:cs="Arial"/>
-        </w:rPr>
-        <w:fldChar w:fldCharType="end"/>
+        </w:rPr>
+        <w:t>W, jeweils 10–15 Minuten täglich</w:t>
+      </w:r>
+    </w:p>
+    <w:p>
+      <w:pPr>
+        <w:numPr>
+          <w:ilvl w:val="0"/>
+          <w:numId w:val="6"/>
+        </w:numPr>
+        <w:tabs>
+          <w:tab w:val="num" w:pos="720"/>
+        </w:tabs>
+        <w:spacing w:after="60"/>
+        <w:jc w:val="both"/>
+        <w:rPr>
+          <w:rFonts w:cs="Arial"/>
+        </w:rPr>
+      </w:pPr>
+      <w:r>
+        <w:rPr>
+          <w:rFonts w:cs="Arial"/>
+        </w:rPr>
+        <w:t>Heizlüfter: 100</w:t>
+      </w:r>
+      <w:r>
+        <w:rPr>
+          <w:rFonts w:cs="Arial"/>
+        </w:rPr>
+        <w:t> </w:t>
+      </w:r>
+      <w:r>
+        <w:rPr>
+          <w:rFonts w:cs="Arial"/>
+        </w:rPr>
+        <w:t>W, nur bei Bedarf (ca. 1–2</w:t>
+      </w:r>
+      <w:r>
+        <w:rPr>
+          <w:rFonts w:cs="Arial"/>
+        </w:rPr>
+        <w:t> </w:t>
+      </w:r>
+      <w:r>
+        <w:rPr>
+          <w:rFonts w:cs="Arial"/>
+        </w:rPr>
+        <w:t>h/Tag im Winter)</w:t>
+      </w:r>
+    </w:p>
+    <w:p>
+      <w:pPr>
+        <w:numPr>
+          <w:ilvl w:val="0"/>
+          <w:numId w:val="6"/>
+        </w:numPr>
+        <w:tabs>
+          <w:tab w:val="num" w:pos="720"/>
+        </w:tabs>
+        <w:spacing w:after="60"/>
+        <w:jc w:val="both"/>
+        <w:rPr>
+          <w:rFonts w:cs="Arial"/>
+        </w:rPr>
+      </w:pPr>
+      <w:r>
+        <w:rPr>
+          <w:rFonts w:cs="Arial"/>
+        </w:rPr>
+        <w:t>LEDs: 60</w:t>
+      </w:r>
+      <w:r>
+        <w:rPr>
+          <w:rFonts w:cs="Arial"/>
+        </w:rPr>
+        <w:t> </w:t>
+      </w:r>
+      <w:r>
+        <w:rPr>
+          <w:rFonts w:cs="Arial"/>
+        </w:rPr>
+        <w:t>W, nur während aktiver Nutzung (ca. 2–4</w:t>
+      </w:r>
+      <w:r>
+        <w:rPr>
+          <w:rFonts w:cs="Arial"/>
+        </w:rPr>
+        <w:t> </w:t>
+      </w:r>
+      <w:r>
+        <w:rPr>
+          <w:rFonts w:cs="Arial"/>
+        </w:rPr>
+        <w:t>h/Tag)</w:t>
       </w:r>
     </w:p>
     <w:p>
@@ -5216,7 +5455,7 @@
         <w:rPr>
           <w:rFonts w:cs="Arial"/>
         </w:rPr>
-        <w:t>ESP32 Mikrocontroller und Sensoren: ca. 3–5</w:t>
+        <w:t>Linearmotor (Lüftungssteuerung): 1,5</w:t>
       </w:r>
       <w:r>
         <w:rPr>
@@ -5228,7 +5467,7 @@
         <w:rPr>
           <w:rFonts w:cs="Arial"/>
         </w:rPr>
-        <w:t>W</w:t>
+        <w:t>W, temperaturabhängig</w:t>
       </w:r>
     </w:p>
     <w:p>
@@ -5243,7 +5482,13 @@
         <w:rPr>
           <w:rFonts w:cs="Arial"/>
         </w:rPr>
-        <w:t>Der kontinuierliche Grundverbrauch beträgt somit etwa 17–21</w:t>
+        <w:t>B</w:t>
+      </w:r>
+      <w:r>
+        <w:rPr>
+          <w:rFonts w:cs="Arial"/>
+        </w:rPr>
+        <w:t>ei einem typischen Betrieb mit 2 Stunden LED-Beleuchtung und 1 Stunde Heizlüfter ergibt sich ein zusätzlicher Verbrauch von ca. 220</w:t>
       </w:r>
       <w:r>
         <w:rPr>
@@ -5255,7 +5500,25 @@
         <w:rPr>
           <w:rFonts w:cs="Arial"/>
         </w:rPr>
-        <w:t>W, was einem Tagesverbrauch von ca. 410–500</w:t>
+        <w:t xml:space="preserve">Wh pro Tag. Der Gesamtenergiebedarf liegt somit bei etwa </w:t>
+      </w:r>
+      <w:r>
+        <w:rPr>
+          <w:rFonts w:cs="Arial"/>
+        </w:rPr>
+        <w:t>556</w:t>
+      </w:r>
+      <w:r>
+        <w:rPr>
+          <w:rFonts w:cs="Arial"/>
+        </w:rPr>
+        <w:t>–</w:t>
+      </w:r>
+      <w:r>
+        <w:rPr>
+          <w:rFonts w:cs="Arial"/>
+        </w:rPr>
+        <w:t>652</w:t>
       </w:r>
       <w:r>
         <w:rPr>
@@ -5267,12 +5530,11 @@
         <w:rPr>
           <w:rFonts w:cs="Arial"/>
         </w:rPr>
-        <w:t>Wh entspricht.</w:t>
+        <w:t>Wh/Tag.</w:t>
       </w:r>
     </w:p>
     <w:p>
       <w:pPr>
-        <w:spacing w:after="120"/>
         <w:ind w:left="708"/>
         <w:jc w:val="both"/>
         <w:rPr>
@@ -5283,30 +5545,7 @@
         <w:rPr>
           <w:rFonts w:cs="Arial"/>
         </w:rPr>
-        <w:lastRenderedPageBreak/>
-        <w:t>Variable Verbraucher:</w:t>
-      </w:r>
-    </w:p>
-    <w:p>
-      <w:pPr>
-        <w:numPr>
-          <w:ilvl w:val="0"/>
-          <w:numId w:val="6"/>
-        </w:numPr>
-        <w:tabs>
-          <w:tab w:val="num" w:pos="720"/>
-        </w:tabs>
-        <w:spacing w:after="60"/>
-        <w:jc w:val="both"/>
-        <w:rPr>
-          <w:rFonts w:cs="Arial"/>
-        </w:rPr>
-      </w:pPr>
-      <w:r>
-        <w:rPr>
-          <w:rFonts w:cs="Arial"/>
-        </w:rPr>
-        <w:t>Bewässerungspumpen: 3× ca. 0,6</w:t>
+        <w:t>Für die Auslegung wird mit einem Sicherheitspuffer von 20</w:t>
       </w:r>
       <w:r>
         <w:rPr>
@@ -5318,205 +5557,25 @@
         <w:rPr>
           <w:rFonts w:cs="Arial"/>
         </w:rPr>
-        <w:t>W, jeweils 10–15 Minuten täglich</w:t>
-      </w:r>
-    </w:p>
-    <w:p>
-      <w:pPr>
-        <w:numPr>
-          <w:ilvl w:val="0"/>
-          <w:numId w:val="6"/>
-        </w:numPr>
-        <w:tabs>
-          <w:tab w:val="num" w:pos="720"/>
-        </w:tabs>
-        <w:spacing w:after="60"/>
-        <w:jc w:val="both"/>
-        <w:rPr>
-          <w:rFonts w:cs="Arial"/>
-        </w:rPr>
-      </w:pPr>
-      <w:r>
-        <w:rPr>
-          <w:rFonts w:cs="Arial"/>
-        </w:rPr>
-        <w:t>Heizlüfter: 100</w:t>
-      </w:r>
-      <w:r>
-        <w:rPr>
-          <w:rFonts w:cs="Arial"/>
-        </w:rPr>
-        <w:t> </w:t>
-      </w:r>
-      <w:r>
-        <w:rPr>
-          <w:rFonts w:cs="Arial"/>
-        </w:rPr>
-        <w:t>W, nur bei Bedarf (ca. 1–2</w:t>
-      </w:r>
-      <w:r>
-        <w:rPr>
-          <w:rFonts w:cs="Arial"/>
-        </w:rPr>
-        <w:t> </w:t>
-      </w:r>
-      <w:r>
-        <w:rPr>
-          <w:rFonts w:cs="Arial"/>
-        </w:rPr>
-        <w:t>h/Tag im Winter)</w:t>
-      </w:r>
-    </w:p>
-    <w:p>
-      <w:pPr>
-        <w:numPr>
-          <w:ilvl w:val="0"/>
-          <w:numId w:val="6"/>
-        </w:numPr>
-        <w:tabs>
-          <w:tab w:val="num" w:pos="720"/>
-        </w:tabs>
-        <w:spacing w:after="60"/>
-        <w:jc w:val="both"/>
-        <w:rPr>
-          <w:rFonts w:cs="Arial"/>
-        </w:rPr>
-      </w:pPr>
-      <w:r>
-        <w:rPr>
-          <w:rFonts w:cs="Arial"/>
-        </w:rPr>
-        <w:t>LEDs: 60</w:t>
-      </w:r>
-      <w:r>
-        <w:rPr>
-          <w:rFonts w:cs="Arial"/>
-        </w:rPr>
-        <w:t> </w:t>
-      </w:r>
-      <w:r>
-        <w:rPr>
-          <w:rFonts w:cs="Arial"/>
-        </w:rPr>
-        <w:t>W, nur während aktiver Nutzung (ca. 2–4</w:t>
-      </w:r>
-      <w:r>
-        <w:rPr>
-          <w:rFonts w:cs="Arial"/>
-        </w:rPr>
-        <w:t> </w:t>
-      </w:r>
-      <w:r>
-        <w:rPr>
-          <w:rFonts w:cs="Arial"/>
-        </w:rPr>
-        <w:t>h/Tag)</w:t>
-      </w:r>
-    </w:p>
-    <w:p>
-      <w:pPr>
-        <w:numPr>
-          <w:ilvl w:val="0"/>
-          <w:numId w:val="6"/>
-        </w:numPr>
-        <w:tabs>
-          <w:tab w:val="num" w:pos="720"/>
-        </w:tabs>
-        <w:spacing w:after="240"/>
-        <w:jc w:val="both"/>
-        <w:rPr>
-          <w:rFonts w:cs="Arial"/>
-        </w:rPr>
-      </w:pPr>
-      <w:r>
-        <w:rPr>
-          <w:rFonts w:cs="Arial"/>
-        </w:rPr>
-        <w:t>Linearmotor (Lüftungssteuerung): 1,5</w:t>
-      </w:r>
-      <w:r>
-        <w:rPr>
-          <w:rFonts w:cs="Arial"/>
-        </w:rPr>
-        <w:t> </w:t>
-      </w:r>
-      <w:r>
-        <w:rPr>
-          <w:rFonts w:cs="Arial"/>
-        </w:rPr>
-        <w:t>W, temperaturabhängig</w:t>
-      </w:r>
-    </w:p>
-    <w:p>
-      <w:pPr>
-        <w:ind w:left="708"/>
-        <w:jc w:val="both"/>
-        <w:rPr>
-          <w:rFonts w:cs="Arial"/>
-        </w:rPr>
-      </w:pPr>
-      <w:r>
-        <w:rPr>
-          <w:rFonts w:cs="Arial"/>
-        </w:rPr>
-        <w:t>B</w:t>
-      </w:r>
-      <w:r>
-        <w:rPr>
-          <w:rFonts w:cs="Arial"/>
-        </w:rPr>
-        <w:t>ei einem typischen Betrieb mit 2 Stunden LED-Beleuchtung und 1 Stunde Heizlüfter ergibt sich ein zusätzlicher Verbrauch von ca. 220</w:t>
-      </w:r>
-      <w:r>
-        <w:rPr>
-          <w:rFonts w:cs="Arial"/>
-        </w:rPr>
-        <w:t> </w:t>
-      </w:r>
-      <w:r>
-        <w:rPr>
-          <w:rFonts w:cs="Arial"/>
-        </w:rPr>
-        <w:t>Wh pro Tag. Der Gesamtenergiebedarf liegt somit bei etwa 630–720</w:t>
-      </w:r>
-      <w:r>
-        <w:rPr>
-          <w:rFonts w:cs="Arial"/>
-        </w:rPr>
-        <w:t> </w:t>
-      </w:r>
-      <w:r>
-        <w:rPr>
-          <w:rFonts w:cs="Arial"/>
-        </w:rPr>
-        <w:t>Wh/Tag.</w:t>
-      </w:r>
-    </w:p>
-    <w:p>
-      <w:pPr>
-        <w:ind w:left="708"/>
-        <w:jc w:val="both"/>
-        <w:rPr>
-          <w:rFonts w:cs="Arial"/>
-        </w:rPr>
-      </w:pPr>
-      <w:r>
-        <w:rPr>
-          <w:rFonts w:cs="Arial"/>
-        </w:rPr>
-        <w:t>Für die Auslegung wird mit einem Sicherheitspuffer von 20</w:t>
-      </w:r>
-      <w:r>
-        <w:rPr>
-          <w:rFonts w:cs="Arial"/>
-        </w:rPr>
-        <w:t> </w:t>
-      </w:r>
-      <w:r>
-        <w:rPr>
-          <w:rFonts w:cs="Arial"/>
-        </w:rPr>
-        <w:t>% gerechnet, was einen Design-Energiebedarf von ca. 860</w:t>
+        <w:t>% gerechnet, was eine</w:t>
+      </w:r>
+      <w:r>
+        <w:rPr>
+          <w:rFonts w:cs="Arial"/>
+        </w:rPr>
+        <w:t xml:space="preserve">m </w:t>
+      </w:r>
+      <w:r>
+        <w:rPr>
+          <w:rFonts w:cs="Arial"/>
+        </w:rPr>
+        <w:t xml:space="preserve">Energiebedarf von ca. </w:t>
+      </w:r>
+      <w:r>
+        <w:rPr>
+          <w:rFonts w:cs="Arial"/>
+        </w:rPr>
+        <w:t>780</w:t>
       </w:r>
       <w:r>
         <w:rPr>
@@ -6248,7 +6307,6 @@
         <w:rPr>
           <w:rFonts w:cs="Arial"/>
         </w:rPr>
-        <w:lastRenderedPageBreak/>
         <w:t>Tag 1: Batterie 100</w:t>
       </w:r>
       <w:r>
@@ -6301,6 +6359,7 @@
         <w:rPr>
           <w:rFonts w:cs="Arial"/>
         </w:rPr>
+        <w:lastRenderedPageBreak/>
         <w:t>Tag 2: Batterie 4</w:t>
       </w:r>
       <w:r>
@@ -11609,7 +11668,21 @@
         <w:rPr>
           <w:rFonts w:cs="Arial"/>
         </w:rPr>
-        <w:t>. Die lokale Visualisierung erfolgt über den GX Touch 50.</w:t>
+        <w:t xml:space="preserve">. Die lokale Visualisierung erfolgt über den </w:t>
+      </w:r>
+      <w:proofErr w:type="gramStart"/>
+      <w:r>
+        <w:rPr>
+          <w:rFonts w:cs="Arial"/>
+        </w:rPr>
+        <w:t>GX Touch</w:t>
+      </w:r>
+      <w:proofErr w:type="gramEnd"/>
+      <w:r>
+        <w:rPr>
+          <w:rFonts w:cs="Arial"/>
+        </w:rPr>
+        <w:t xml:space="preserve"> 50.</w:t>
       </w:r>
     </w:p>
     <w:p>
@@ -12847,7 +12920,43 @@
         <w:rPr>
           <w:rFonts w:cs="Arial"/>
         </w:rPr>
-        <w:t>Berücksichtigt man, dass die österreichischen Großhandelspreise für Strom laut Austrian Energy Agency im Februar 2026 gegenüber dem Vorjahr um rund 3,7 % gestiegen sind [4], ist davon auszugehen, dass auch die Endkundenpreise mittelfristig weiter steigen werden – wenn auch gedämpft durch stabile Netzgebühr- und Steueranteile. Steigende Endkundenpreise würden die jährliche Einsparung erhöhen und die effektive Amortisationszeit gegenüber dem berechneten Wert von 4,6 Jahren weiter verkürzen.</w:t>
+        <w:t xml:space="preserve">Berücksichtigt man, dass die österreichischen Großhandelspreise für Strom laut Austrian Energy Agency im Februar 2026 gegenüber dem Vorjahr um rund 3,7 % gestiegen sind </w:t>
+      </w:r>
+      <w:r>
+        <w:rPr>
+          <w:rFonts w:cs="Arial"/>
+        </w:rPr>
+        <w:fldChar w:fldCharType="begin"/>
+      </w:r>
+      <w:r>
+        <w:rPr>
+          <w:rFonts w:cs="Arial"/>
+        </w:rPr>
+        <w:instrText xml:space="preserve"> ADDIN ZOTERO_ITEM CSL_CITATION {"citationID":"0lF3jZsW","properties":{"formattedCitation":"[19]","plainCitation":"[19]","noteIndex":0},"citationItems":[{"id":47,"uris":["http://zotero.org/groups/6046789/items/WU7N8NWY"],"itemData":{"id":47,"type":"webpage","title":"Strompreisindizes: AEA - Österreichische Energieagentur","URL":"https://www.energyagency.at/fakten/strompreisindizes","accessed":{"date-parts":[["2026",2,19]]}}}],"schema":"https://github.com/citation-style-language/schema/raw/master/csl-citation.json"} </w:instrText>
+      </w:r>
+      <w:r>
+        <w:rPr>
+          <w:rFonts w:cs="Arial"/>
+        </w:rPr>
+        <w:fldChar w:fldCharType="separate"/>
+      </w:r>
+      <w:r>
+        <w:rPr>
+          <w:rFonts w:ascii="Aptos" w:hAnsi="Aptos"/>
+        </w:rPr>
+        <w:t>[19]</w:t>
+      </w:r>
+      <w:r>
+        <w:rPr>
+          <w:rFonts w:cs="Arial"/>
+        </w:rPr>
+        <w:fldChar w:fldCharType="end"/>
+      </w:r>
+      <w:r>
+        <w:rPr>
+          <w:rFonts w:cs="Arial"/>
+        </w:rPr>
+        <w:t>, ist davon auszugehen, dass auch die Endkundenpreise mittelfristig weiter steigen werden – wenn auch gedämpft durch stabile Netzgebühr- und Steueranteile. Steigende Endkundenpreise würden die jährliche Einsparung erhöhen und die effektive Amortisationszeit gegenüber dem berechneten Wert von 4,6 Jahren weiter verkürzen.</w:t>
       </w:r>
     </w:p>
     <w:tbl>
@@ -16151,7 +16260,21 @@
         <w:rPr>
           <w:rFonts w:eastAsia="Arial" w:cs="Arial"/>
         </w:rPr>
-        <w:t xml:space="preserve"> Das GX Touch 50 Display (DISPLAY1) ist über RJ45 direkt am Cerbo GX angeschlossen.</w:t>
+        <w:t xml:space="preserve"> Das </w:t>
+      </w:r>
+      <w:proofErr w:type="gramStart"/>
+      <w:r>
+        <w:rPr>
+          <w:rFonts w:eastAsia="Arial" w:cs="Arial"/>
+        </w:rPr>
+        <w:t>GX Touch</w:t>
+      </w:r>
+      <w:proofErr w:type="gramEnd"/>
+      <w:r>
+        <w:rPr>
+          <w:rFonts w:eastAsia="Arial" w:cs="Arial"/>
+        </w:rPr>
+        <w:t xml:space="preserve"> 50 Display (DISPLAY1) ist über RJ45 direkt am Cerbo GX angeschlossen.</w:t>
       </w:r>
     </w:p>
     <w:p>
@@ -17217,7 +17340,23 @@
           <w:lang w:val="en-GB"/>
         </w:rPr>
         <w:tab/>
-        <w:t xml:space="preserve">„Datasheet-Cerbo-GX-GX-Touch-DE.pdf“. </w:t>
+        <w:t>„</w:t>
+      </w:r>
+      <w:proofErr w:type="gramStart"/>
+      <w:r>
+        <w:rPr>
+          <w:rFonts w:ascii="Aptos" w:hAnsi="Aptos"/>
+          <w:lang w:val="en-GB"/>
+        </w:rPr>
+        <w:t>Datasheet-Cerbo-GX-GX-Touch-DE.pdf“</w:t>
+      </w:r>
+      <w:proofErr w:type="gramEnd"/>
+      <w:r>
+        <w:rPr>
+          <w:rFonts w:ascii="Aptos" w:hAnsi="Aptos"/>
+          <w:lang w:val="en-GB"/>
+        </w:rPr>
+        <w:t xml:space="preserve">. </w:t>
       </w:r>
       <w:r>
         <w:rPr>
@@ -17288,7 +17427,23 @@
           <w:lang w:val="en-GB"/>
         </w:rPr>
         <w:tab/>
-        <w:t xml:space="preserve">„Datasheet-AGM-Super-Cycle-battery-DE.pdf“. </w:t>
+        <w:t>„</w:t>
+      </w:r>
+      <w:proofErr w:type="gramStart"/>
+      <w:r>
+        <w:rPr>
+          <w:rFonts w:ascii="Aptos" w:hAnsi="Aptos"/>
+          <w:lang w:val="en-GB"/>
+        </w:rPr>
+        <w:t>Datasheet-AGM-Super-Cycle-battery-DE.pdf“</w:t>
+      </w:r>
+      <w:proofErr w:type="gramEnd"/>
+      <w:r>
+        <w:rPr>
+          <w:rFonts w:ascii="Aptos" w:hAnsi="Aptos"/>
+          <w:lang w:val="en-GB"/>
+        </w:rPr>
+        <w:t xml:space="preserve">. </w:t>
       </w:r>
       <w:r>
         <w:rPr>
@@ -17317,7 +17472,23 @@
           <w:lang w:val="en-GB"/>
         </w:rPr>
         <w:tab/>
-        <w:t xml:space="preserve">„How to Optimize AGM Battery Performance for Maximum Lifespan?“, How to Optimize AGM Battery Performance for Maximum Lifespan? </w:t>
+        <w:t xml:space="preserve">„How to Optimize AGM Battery Performance for Maximum </w:t>
+      </w:r>
+      <w:proofErr w:type="gramStart"/>
+      <w:r>
+        <w:rPr>
+          <w:rFonts w:ascii="Aptos" w:hAnsi="Aptos"/>
+          <w:lang w:val="en-GB"/>
+        </w:rPr>
+        <w:t>Lifespan?“</w:t>
+      </w:r>
+      <w:proofErr w:type="gramEnd"/>
+      <w:r>
+        <w:rPr>
+          <w:rFonts w:ascii="Aptos" w:hAnsi="Aptos"/>
+          <w:lang w:val="en-GB"/>
+        </w:rPr>
+        <w:t xml:space="preserve">, How to Optimize AGM Battery Performance for Maximum Lifespan? </w:t>
       </w:r>
       <w:r>
         <w:rPr>
@@ -17346,7 +17517,23 @@
           <w:lang w:val="en-GB"/>
         </w:rPr>
         <w:tab/>
-        <w:t xml:space="preserve">„Datasheet-Orion-Tr-Smart-DC-DC-chargers-isolated-250-400W-DE.pdf“. </w:t>
+        <w:t>„</w:t>
+      </w:r>
+      <w:proofErr w:type="gramStart"/>
+      <w:r>
+        <w:rPr>
+          <w:rFonts w:ascii="Aptos" w:hAnsi="Aptos"/>
+          <w:lang w:val="en-GB"/>
+        </w:rPr>
+        <w:t>Datasheet-Orion-Tr-Smart-DC-DC-chargers-isolated-250-400W-DE.pdf“</w:t>
+      </w:r>
+      <w:proofErr w:type="gramEnd"/>
+      <w:r>
+        <w:rPr>
+          <w:rFonts w:ascii="Aptos" w:hAnsi="Aptos"/>
+          <w:lang w:val="en-GB"/>
+        </w:rPr>
+        <w:t xml:space="preserve">. </w:t>
       </w:r>
       <w:r>
         <w:rPr>
@@ -17439,7 +17626,23 @@
           <w:lang w:val="en-GB"/>
         </w:rPr>
         <w:tab/>
-        <w:t xml:space="preserve">„GX Modbus-TCP Manual [Victron Energy]“. </w:t>
+        <w:t xml:space="preserve">„GX Modbus-TCP Manual [Victron </w:t>
+      </w:r>
+      <w:proofErr w:type="gramStart"/>
+      <w:r>
+        <w:rPr>
+          <w:rFonts w:ascii="Aptos" w:hAnsi="Aptos"/>
+          <w:lang w:val="en-GB"/>
+        </w:rPr>
+        <w:t>Energy]“</w:t>
+      </w:r>
+      <w:proofErr w:type="gramEnd"/>
+      <w:r>
+        <w:rPr>
+          <w:rFonts w:ascii="Aptos" w:hAnsi="Aptos"/>
+          <w:lang w:val="en-GB"/>
+        </w:rPr>
+        <w:t xml:space="preserve">. </w:t>
       </w:r>
       <w:r>
         <w:rPr>
@@ -17466,7 +17669,21 @@
           <w:rFonts w:ascii="Aptos" w:hAnsi="Aptos"/>
         </w:rPr>
         <w:tab/>
-        <w:t>„Photovoltaik Kosten &amp; Ertrag inkl. PV Rechner - Salzburg AG für Energie, Verkehr &amp; Telekommunikation“. Zugegriffen: 19. Februar 2026. [Online]. Verfügbar unter: https://www.salzburg-ag.at/photovoltaik/privat/infos-ratgeber/wirtschaftlichkeit-finanzierung/pv-kosten-rechner.html</w:t>
+        <w:t xml:space="preserve">„Photovoltaik Kosten &amp; Ertrag inkl. </w:t>
+      </w:r>
+      <w:proofErr w:type="gramStart"/>
+      <w:r>
+        <w:rPr>
+          <w:rFonts w:ascii="Aptos" w:hAnsi="Aptos"/>
+        </w:rPr>
+        <w:t>PV Rechner</w:t>
+      </w:r>
+      <w:proofErr w:type="gramEnd"/>
+      <w:r>
+        <w:rPr>
+          <w:rFonts w:ascii="Aptos" w:hAnsi="Aptos"/>
+        </w:rPr>
+        <w:t xml:space="preserve"> - Salzburg AG für Energie, Verkehr &amp; Telekommunikation“. Zugegriffen: 19. Februar 2026. [Online]. Verfügbar unter: https://www.salzburg-ag.at/photovoltaik/privat/infos-ratgeber/wirtschaftlichkeit-finanzierung/pv-kosten-rechner.html</w:t>
       </w:r>
     </w:p>
     <w:p>
